--- a/docs/manuals/dp/DP07-使用者登入／登出.docx
+++ b/docs/manuals/dp/DP07-使用者登入／登出.docx
@@ -7,6 +7,8 @@
         <w:spacing w:after="0"/>
         <w:jc w:val="center"/>
       </w:pPr>
+      <w:bookmarkStart w:id="0" w:name="_GoBack"/>
+      <w:bookmarkEnd w:id="0"/>
     </w:p>
     <w:p>
       <w:pPr>
@@ -155,7 +157,13 @@
         <w:rPr>
           <w:sz w:val="44"/>
         </w:rPr>
-        <w:t>DP07 使用者登入／登出</w:t>
+        <w:t xml:space="preserve">DP07 </w:t>
+      </w:r>
+      <w:r>
+        <w:rPr>
+          <w:sz w:val="44"/>
+        </w:rPr>
+        <w:t>使用者登入／登出</w:t>
       </w:r>
     </w:p>
     <w:p>
@@ -191,20 +199,26 @@
     <w:tbl>
       <w:tblPr>
         <w:tblStyle w:val="aff2"/>
-        <w:tblW w:type="auto" w:w="0"/>
+        <w:tblW w:w="0" w:type="auto"/>
         <w:jc w:val="center"/>
-        <w:tblLook w:firstColumn="1" w:firstRow="1" w:lastColumn="0" w:lastRow="0" w:noHBand="0" w:noVBand="1" w:val="04A0"/>
+        <w:tblLook w:val="04A0" w:firstRow="1" w:lastRow="0" w:firstColumn="1" w:lastColumn="0" w:noHBand="0" w:noVBand="1"/>
       </w:tblPr>
       <w:tblGrid>
-        <w:gridCol w:w="4680"/>
-        <w:gridCol w:w="4680"/>
+        <w:gridCol w:w="2160"/>
+        <w:gridCol w:w="3600"/>
       </w:tblGrid>
       <w:tr>
+        <w:trPr>
+          <w:jc w:val="center"/>
+        </w:trPr>
         <w:tc>
           <w:tcPr>
-            <w:tcW w:type="dxa" w:w="2160"/>
+            <w:tcW w:w="2160" w:type="dxa"/>
           </w:tcPr>
           <w:p>
+            <w:pPr>
+              <w:spacing w:before="60" w:after="60"/>
+            </w:pPr>
             <w:r>
               <w:t>版本</w:t>
             </w:r>
@@ -212,9 +226,12 @@
         </w:tc>
         <w:tc>
           <w:tcPr>
-            <w:tcW w:type="dxa" w:w="3600"/>
+            <w:tcW w:w="3600" w:type="dxa"/>
           </w:tcPr>
           <w:p>
+            <w:pPr>
+              <w:spacing w:before="60" w:after="60"/>
+            </w:pPr>
             <w:r>
               <w:t>1.0</w:t>
             </w:r>
@@ -222,11 +239,17 @@
         </w:tc>
       </w:tr>
       <w:tr>
+        <w:trPr>
+          <w:jc w:val="center"/>
+        </w:trPr>
         <w:tc>
           <w:tcPr>
-            <w:tcW w:type="dxa" w:w="2160"/>
+            <w:tcW w:w="2160" w:type="dxa"/>
           </w:tcPr>
           <w:p>
+            <w:pPr>
+              <w:spacing w:before="60" w:after="60"/>
+            </w:pPr>
             <w:r>
               <w:t>建立日期</w:t>
             </w:r>
@@ -234,21 +257,30 @@
         </w:tc>
         <w:tc>
           <w:tcPr>
-            <w:tcW w:type="dxa" w:w="3600"/>
+            <w:tcW w:w="3600" w:type="dxa"/>
           </w:tcPr>
           <w:p>
+            <w:pPr>
+              <w:spacing w:before="60" w:after="60"/>
+            </w:pPr>
             <w:r>
-              <w:t>2026/10/19</w:t>
+              <w:t>2026/10/20</w:t>
             </w:r>
           </w:p>
         </w:tc>
       </w:tr>
       <w:tr>
+        <w:trPr>
+          <w:jc w:val="center"/>
+        </w:trPr>
         <w:tc>
           <w:tcPr>
-            <w:tcW w:type="dxa" w:w="2160"/>
+            <w:tcW w:w="2160" w:type="dxa"/>
           </w:tcPr>
           <w:p>
+            <w:pPr>
+              <w:spacing w:before="60" w:after="60"/>
+            </w:pPr>
             <w:r>
               <w:t>更新日期</w:t>
             </w:r>
@@ -256,19 +288,27 @@
         </w:tc>
         <w:tc>
           <w:tcPr>
-            <w:tcW w:type="dxa" w:w="3600"/>
+            <w:tcW w:w="3600" w:type="dxa"/>
           </w:tcPr>
           <w:p>
-            <w:r/>
+            <w:pPr>
+              <w:spacing w:before="60" w:after="60"/>
+            </w:pPr>
           </w:p>
         </w:tc>
       </w:tr>
       <w:tr>
+        <w:trPr>
+          <w:jc w:val="center"/>
+        </w:trPr>
         <w:tc>
           <w:tcPr>
-            <w:tcW w:type="dxa" w:w="2160"/>
+            <w:tcW w:w="2160" w:type="dxa"/>
           </w:tcPr>
           <w:p>
+            <w:pPr>
+              <w:spacing w:before="60" w:after="60"/>
+            </w:pPr>
             <w:r>
               <w:t>作者</w:t>
             </w:r>
@@ -276,9 +316,12 @@
         </w:tc>
         <w:tc>
           <w:tcPr>
-            <w:tcW w:type="dxa" w:w="3600"/>
+            <w:tcW w:w="3600" w:type="dxa"/>
           </w:tcPr>
           <w:p>
+            <w:pPr>
+              <w:spacing w:before="60" w:after="60"/>
+            </w:pPr>
             <w:r>
               <w:t>朱可棠</w:t>
             </w:r>
@@ -289,31 +332,38 @@
     <w:p>
       <w:pPr>
         <w:pStyle w:val="Heading1NoTOC"/>
-        <w:pageBreakBefore/>
       </w:pPr>
       <w:r>
-        <w:t>文件制/修訂履歷</w:t>
+        <w:lastRenderedPageBreak/>
+        <w:t>文件制</w:t>
+      </w:r>
+      <w:r>
+        <w:t>/</w:t>
+      </w:r>
+      <w:r>
+        <w:t>修訂履歷</w:t>
       </w:r>
     </w:p>
     <w:tbl>
       <w:tblPr>
         <w:tblStyle w:val="aff2"/>
-        <w:tblW w:type="auto" w:w="0"/>
-        <w:tblLook w:firstColumn="1" w:firstRow="1" w:lastColumn="0" w:lastRow="0" w:noHBand="0" w:noVBand="1" w:val="04A0"/>
+        <w:tblW w:w="0" w:type="auto"/>
+        <w:tblLook w:val="04A0" w:firstRow="1" w:lastRow="0" w:firstColumn="1" w:lastColumn="0" w:noHBand="0" w:noVBand="1"/>
       </w:tblPr>
       <w:tblGrid>
-        <w:gridCol w:w="2340"/>
-        <w:gridCol w:w="2340"/>
-        <w:gridCol w:w="2340"/>
-        <w:gridCol w:w="2340"/>
+        <w:gridCol w:w="1151"/>
+        <w:gridCol w:w="1729"/>
+        <w:gridCol w:w="4320"/>
+        <w:gridCol w:w="2160"/>
       </w:tblGrid>
       <w:tr>
         <w:tc>
           <w:tcPr>
-            <w:tcW w:type="dxa" w:w="1151"/>
+            <w:tcW w:w="1151" w:type="dxa"/>
           </w:tcPr>
           <w:p>
             <w:pPr>
+              <w:spacing w:before="60" w:after="60"/>
               <w:jc w:val="center"/>
             </w:pPr>
             <w:r>
@@ -326,10 +376,11 @@
         </w:tc>
         <w:tc>
           <w:tcPr>
-            <w:tcW w:type="dxa" w:w="1729"/>
+            <w:tcW w:w="1729" w:type="dxa"/>
           </w:tcPr>
           <w:p>
             <w:pPr>
+              <w:spacing w:before="60" w:after="60"/>
               <w:jc w:val="center"/>
             </w:pPr>
             <w:r>
@@ -342,10 +393,11 @@
         </w:tc>
         <w:tc>
           <w:tcPr>
-            <w:tcW w:type="dxa" w:w="4320"/>
+            <w:tcW w:w="4320" w:type="dxa"/>
           </w:tcPr>
           <w:p>
             <w:pPr>
+              <w:spacing w:before="60" w:after="60"/>
               <w:jc w:val="center"/>
             </w:pPr>
             <w:r>
@@ -358,10 +410,11 @@
         </w:tc>
         <w:tc>
           <w:tcPr>
-            <w:tcW w:type="dxa" w:w="2160"/>
+            <w:tcW w:w="2160" w:type="dxa"/>
           </w:tcPr>
           <w:p>
             <w:pPr>
+              <w:spacing w:before="60" w:after="60"/>
               <w:jc w:val="center"/>
             </w:pPr>
             <w:r>
@@ -376,10 +429,11 @@
       <w:tr>
         <w:tc>
           <w:tcPr>
-            <w:tcW w:type="dxa" w:w="1151"/>
+            <w:tcW w:w="1151" w:type="dxa"/>
           </w:tcPr>
           <w:p>
             <w:pPr>
+              <w:spacing w:before="60" w:after="60"/>
               <w:jc w:val="center"/>
             </w:pPr>
             <w:r>
@@ -389,22 +443,26 @@
         </w:tc>
         <w:tc>
           <w:tcPr>
-            <w:tcW w:type="dxa" w:w="1729"/>
+            <w:tcW w:w="1729" w:type="dxa"/>
           </w:tcPr>
           <w:p>
             <w:pPr>
+              <w:spacing w:before="60" w:after="60"/>
               <w:jc w:val="center"/>
             </w:pPr>
             <w:r>
-              <w:t>2026/10/19</w:t>
+              <w:t>2026/10/20</w:t>
             </w:r>
           </w:p>
         </w:tc>
         <w:tc>
           <w:tcPr>
-            <w:tcW w:type="dxa" w:w="4320"/>
+            <w:tcW w:w="4320" w:type="dxa"/>
           </w:tcPr>
           <w:p>
+            <w:pPr>
+              <w:spacing w:before="60" w:after="60"/>
+            </w:pPr>
             <w:r>
               <w:t>初次發行</w:t>
             </w:r>
@@ -412,10 +470,11 @@
         </w:tc>
         <w:tc>
           <w:tcPr>
-            <w:tcW w:type="dxa" w:w="2160"/>
+            <w:tcW w:w="2160" w:type="dxa"/>
           </w:tcPr>
           <w:p>
             <w:pPr>
+              <w:spacing w:before="60" w:after="60"/>
               <w:jc w:val="center"/>
             </w:pPr>
             <w:r>
@@ -428,25 +487,1051 @@
     <w:p>
       <w:pPr>
         <w:pStyle w:val="Heading1NoTOC"/>
-        <w:pageBreakBefore/>
       </w:pPr>
       <w:r>
+        <w:lastRenderedPageBreak/>
         <w:t>目錄</w:t>
       </w:r>
     </w:p>
     <w:p>
+      <w:pPr>
+        <w:pStyle w:val="14"/>
+        <w:tabs>
+          <w:tab w:val="right" w:leader="dot" w:pos="9350"/>
+        </w:tabs>
+        <w:rPr>
+          <w:rFonts w:asciiTheme="minorHAnsi" w:eastAsiaTheme="minorEastAsia" w:hAnsiTheme="minorHAnsi" w:cstheme="minorBidi"/>
+          <w:noProof/>
+          <w:color w:val="auto"/>
+          <w:kern w:val="2"/>
+          <w:szCs w:val="22"/>
+        </w:rPr>
+      </w:pPr>
       <w:r>
         <w:fldChar w:fldCharType="begin"/>
-        <w:instrText xml:space="preserve">TOC \o "1-2" \h \z \u</w:instrText>
+      </w:r>
+      <w:r>
+        <w:instrText>TOC \o "1-2" \h \z \u</w:instrText>
+      </w:r>
+      <w:r>
         <w:fldChar w:fldCharType="separate"/>
-        <w:t>目錄將於開啟文件時自動更新</w:t>
+      </w:r>
+      <w:hyperlink w:anchor="_Toc243386611" w:history="1">
+        <w:r>
+          <w:rPr>
+            <w:rStyle w:val="affb"/>
+            <w:rFonts w:hint="eastAsia"/>
+            <w:noProof/>
+          </w:rPr>
+          <w:t>壹、作業說明</w:t>
+        </w:r>
+        <w:r>
+          <w:rPr>
+            <w:noProof/>
+            <w:webHidden/>
+          </w:rPr>
+          <w:tab/>
+        </w:r>
+        <w:r>
+          <w:rPr>
+            <w:noProof/>
+            <w:webHidden/>
+          </w:rPr>
+          <w:fldChar w:fldCharType="begin"/>
+        </w:r>
+        <w:r>
+          <w:rPr>
+            <w:noProof/>
+            <w:webHidden/>
+          </w:rPr>
+          <w:instrText xml:space="preserve"> PAGEREF _Toc243386611 \h </w:instrText>
+        </w:r>
+        <w:r>
+          <w:rPr>
+            <w:noProof/>
+            <w:webHidden/>
+          </w:rPr>
+        </w:r>
+        <w:r>
+          <w:rPr>
+            <w:noProof/>
+            <w:webHidden/>
+          </w:rPr>
+          <w:fldChar w:fldCharType="separate"/>
+        </w:r>
+        <w:r>
+          <w:rPr>
+            <w:noProof/>
+            <w:webHidden/>
+          </w:rPr>
+          <w:t>1</w:t>
+        </w:r>
+        <w:r>
+          <w:rPr>
+            <w:noProof/>
+            <w:webHidden/>
+          </w:rPr>
+          <w:fldChar w:fldCharType="end"/>
+        </w:r>
+      </w:hyperlink>
+    </w:p>
+    <w:p>
+      <w:pPr>
+        <w:pStyle w:val="2a"/>
+        <w:tabs>
+          <w:tab w:val="right" w:leader="dot" w:pos="9350"/>
+        </w:tabs>
+        <w:rPr>
+          <w:rFonts w:asciiTheme="minorHAnsi" w:eastAsiaTheme="minorEastAsia" w:hAnsiTheme="minorHAnsi" w:cstheme="minorBidi"/>
+          <w:noProof/>
+          <w:color w:val="auto"/>
+          <w:kern w:val="2"/>
+          <w:szCs w:val="22"/>
+        </w:rPr>
+      </w:pPr>
+      <w:hyperlink w:anchor="_Toc243386612" w:history="1">
+        <w:r>
+          <w:rPr>
+            <w:rStyle w:val="affb"/>
+            <w:rFonts w:hint="eastAsia"/>
+            <w:noProof/>
+          </w:rPr>
+          <w:t>一、使用情境</w:t>
+        </w:r>
+        <w:r>
+          <w:rPr>
+            <w:noProof/>
+            <w:webHidden/>
+          </w:rPr>
+          <w:tab/>
+        </w:r>
+        <w:r>
+          <w:rPr>
+            <w:noProof/>
+            <w:webHidden/>
+          </w:rPr>
+          <w:fldChar w:fldCharType="begin"/>
+        </w:r>
+        <w:r>
+          <w:rPr>
+            <w:noProof/>
+            <w:webHidden/>
+          </w:rPr>
+          <w:instrText xml:space="preserve"> PAGEREF _Toc243386612 \h </w:instrText>
+        </w:r>
+        <w:r>
+          <w:rPr>
+            <w:noProof/>
+            <w:webHidden/>
+          </w:rPr>
+        </w:r>
+        <w:r>
+          <w:rPr>
+            <w:noProof/>
+            <w:webHidden/>
+          </w:rPr>
+          <w:fldChar w:fldCharType="separate"/>
+        </w:r>
+        <w:r>
+          <w:rPr>
+            <w:noProof/>
+            <w:webHidden/>
+          </w:rPr>
+          <w:t>1</w:t>
+        </w:r>
+        <w:r>
+          <w:rPr>
+            <w:noProof/>
+            <w:webHidden/>
+          </w:rPr>
+          <w:fldChar w:fldCharType="end"/>
+        </w:r>
+      </w:hyperlink>
+    </w:p>
+    <w:p>
+      <w:pPr>
+        <w:pStyle w:val="2a"/>
+        <w:tabs>
+          <w:tab w:val="right" w:leader="dot" w:pos="9350"/>
+        </w:tabs>
+        <w:rPr>
+          <w:rFonts w:asciiTheme="minorHAnsi" w:eastAsiaTheme="minorEastAsia" w:hAnsiTheme="minorHAnsi" w:cstheme="minorBidi"/>
+          <w:noProof/>
+          <w:color w:val="auto"/>
+          <w:kern w:val="2"/>
+          <w:szCs w:val="22"/>
+        </w:rPr>
+      </w:pPr>
+      <w:hyperlink w:anchor="_Toc243386613" w:history="1">
+        <w:r>
+          <w:rPr>
+            <w:rStyle w:val="affb"/>
+            <w:rFonts w:hint="eastAsia"/>
+            <w:noProof/>
+          </w:rPr>
+          <w:t>二、進入路徑</w:t>
+        </w:r>
+        <w:r>
+          <w:rPr>
+            <w:noProof/>
+            <w:webHidden/>
+          </w:rPr>
+          <w:tab/>
+        </w:r>
+        <w:r>
+          <w:rPr>
+            <w:noProof/>
+            <w:webHidden/>
+          </w:rPr>
+          <w:fldChar w:fldCharType="begin"/>
+        </w:r>
+        <w:r>
+          <w:rPr>
+            <w:noProof/>
+            <w:webHidden/>
+          </w:rPr>
+          <w:instrText xml:space="preserve"> PAGEREF _Toc243386613 \h </w:instrText>
+        </w:r>
+        <w:r>
+          <w:rPr>
+            <w:noProof/>
+            <w:webHidden/>
+          </w:rPr>
+        </w:r>
+        <w:r>
+          <w:rPr>
+            <w:noProof/>
+            <w:webHidden/>
+          </w:rPr>
+          <w:fldChar w:fldCharType="separate"/>
+        </w:r>
+        <w:r>
+          <w:rPr>
+            <w:noProof/>
+            <w:webHidden/>
+          </w:rPr>
+          <w:t>1</w:t>
+        </w:r>
+        <w:r>
+          <w:rPr>
+            <w:noProof/>
+            <w:webHidden/>
+          </w:rPr>
+          <w:fldChar w:fldCharType="end"/>
+        </w:r>
+      </w:hyperlink>
+    </w:p>
+    <w:p>
+      <w:pPr>
+        <w:pStyle w:val="14"/>
+        <w:tabs>
+          <w:tab w:val="right" w:leader="dot" w:pos="9350"/>
+        </w:tabs>
+        <w:rPr>
+          <w:rFonts w:asciiTheme="minorHAnsi" w:eastAsiaTheme="minorEastAsia" w:hAnsiTheme="minorHAnsi" w:cstheme="minorBidi"/>
+          <w:noProof/>
+          <w:color w:val="auto"/>
+          <w:kern w:val="2"/>
+          <w:szCs w:val="22"/>
+        </w:rPr>
+      </w:pPr>
+      <w:hyperlink w:anchor="_Toc243386614" w:history="1">
+        <w:r>
+          <w:rPr>
+            <w:rStyle w:val="affb"/>
+            <w:rFonts w:hint="eastAsia"/>
+            <w:noProof/>
+          </w:rPr>
+          <w:t>貳、操作說明</w:t>
+        </w:r>
+        <w:r>
+          <w:rPr>
+            <w:noProof/>
+            <w:webHidden/>
+          </w:rPr>
+          <w:tab/>
+        </w:r>
+        <w:r>
+          <w:rPr>
+            <w:noProof/>
+            <w:webHidden/>
+          </w:rPr>
+          <w:fldChar w:fldCharType="begin"/>
+        </w:r>
+        <w:r>
+          <w:rPr>
+            <w:noProof/>
+            <w:webHidden/>
+          </w:rPr>
+          <w:instrText xml:space="preserve"> PAGEREF _Toc243386614 \h </w:instrText>
+        </w:r>
+        <w:r>
+          <w:rPr>
+            <w:noProof/>
+            <w:webHidden/>
+          </w:rPr>
+        </w:r>
+        <w:r>
+          <w:rPr>
+            <w:noProof/>
+            <w:webHidden/>
+          </w:rPr>
+          <w:fldChar w:fldCharType="separate"/>
+        </w:r>
+        <w:r>
+          <w:rPr>
+            <w:noProof/>
+            <w:webHidden/>
+          </w:rPr>
+          <w:t>2</w:t>
+        </w:r>
+        <w:r>
+          <w:rPr>
+            <w:noProof/>
+            <w:webHidden/>
+          </w:rPr>
+          <w:fldChar w:fldCharType="end"/>
+        </w:r>
+      </w:hyperlink>
+    </w:p>
+    <w:p>
+      <w:pPr>
+        <w:pStyle w:val="2a"/>
+        <w:tabs>
+          <w:tab w:val="right" w:leader="dot" w:pos="9350"/>
+        </w:tabs>
+        <w:rPr>
+          <w:rFonts w:asciiTheme="minorHAnsi" w:eastAsiaTheme="minorEastAsia" w:hAnsiTheme="minorHAnsi" w:cstheme="minorBidi"/>
+          <w:noProof/>
+          <w:color w:val="auto"/>
+          <w:kern w:val="2"/>
+          <w:szCs w:val="22"/>
+        </w:rPr>
+      </w:pPr>
+      <w:hyperlink w:anchor="_Toc243386615" w:history="1">
+        <w:r>
+          <w:rPr>
+            <w:rStyle w:val="affb"/>
+            <w:rFonts w:hint="eastAsia"/>
+            <w:noProof/>
+          </w:rPr>
+          <w:t>一、畫面與前置設定</w:t>
+        </w:r>
+        <w:r>
+          <w:rPr>
+            <w:noProof/>
+            <w:webHidden/>
+          </w:rPr>
+          <w:tab/>
+        </w:r>
+        <w:r>
+          <w:rPr>
+            <w:noProof/>
+            <w:webHidden/>
+          </w:rPr>
+          <w:fldChar w:fldCharType="begin"/>
+        </w:r>
+        <w:r>
+          <w:rPr>
+            <w:noProof/>
+            <w:webHidden/>
+          </w:rPr>
+          <w:instrText xml:space="preserve"> PAGEREF _Toc243386615 \h </w:instrText>
+        </w:r>
+        <w:r>
+          <w:rPr>
+            <w:noProof/>
+            <w:webHidden/>
+          </w:rPr>
+        </w:r>
+        <w:r>
+          <w:rPr>
+            <w:noProof/>
+            <w:webHidden/>
+          </w:rPr>
+          <w:fldChar w:fldCharType="separate"/>
+        </w:r>
+        <w:r>
+          <w:rPr>
+            <w:noProof/>
+            <w:webHidden/>
+          </w:rPr>
+          <w:t>2</w:t>
+        </w:r>
+        <w:r>
+          <w:rPr>
+            <w:noProof/>
+            <w:webHidden/>
+          </w:rPr>
+          <w:fldChar w:fldCharType="end"/>
+        </w:r>
+      </w:hyperlink>
+    </w:p>
+    <w:p>
+      <w:pPr>
+        <w:pStyle w:val="2a"/>
+        <w:tabs>
+          <w:tab w:val="right" w:leader="dot" w:pos="9350"/>
+        </w:tabs>
+        <w:rPr>
+          <w:rFonts w:asciiTheme="minorHAnsi" w:eastAsiaTheme="minorEastAsia" w:hAnsiTheme="minorHAnsi" w:cstheme="minorBidi"/>
+          <w:noProof/>
+          <w:color w:val="auto"/>
+          <w:kern w:val="2"/>
+          <w:szCs w:val="22"/>
+        </w:rPr>
+      </w:pPr>
+      <w:hyperlink w:anchor="_Toc243386616" w:history="1">
+        <w:r>
+          <w:rPr>
+            <w:rStyle w:val="affb"/>
+            <w:rFonts w:hint="eastAsia"/>
+            <w:noProof/>
+          </w:rPr>
+          <w:t>二、登入</w:t>
+        </w:r>
+        <w:r>
+          <w:rPr>
+            <w:noProof/>
+            <w:webHidden/>
+          </w:rPr>
+          <w:tab/>
+        </w:r>
+        <w:r>
+          <w:rPr>
+            <w:noProof/>
+            <w:webHidden/>
+          </w:rPr>
+          <w:fldChar w:fldCharType="begin"/>
+        </w:r>
+        <w:r>
+          <w:rPr>
+            <w:noProof/>
+            <w:webHidden/>
+          </w:rPr>
+          <w:instrText xml:space="preserve"> PAGEREF _Toc243386616 \h </w:instrText>
+        </w:r>
+        <w:r>
+          <w:rPr>
+            <w:noProof/>
+            <w:webHidden/>
+          </w:rPr>
+        </w:r>
+        <w:r>
+          <w:rPr>
+            <w:noProof/>
+            <w:webHidden/>
+          </w:rPr>
+          <w:fldChar w:fldCharType="separate"/>
+        </w:r>
+        <w:r>
+          <w:rPr>
+            <w:noProof/>
+            <w:webHidden/>
+          </w:rPr>
+          <w:t>3</w:t>
+        </w:r>
+        <w:r>
+          <w:rPr>
+            <w:noProof/>
+            <w:webHidden/>
+          </w:rPr>
+          <w:fldChar w:fldCharType="end"/>
+        </w:r>
+      </w:hyperlink>
+    </w:p>
+    <w:p>
+      <w:pPr>
+        <w:pStyle w:val="2a"/>
+        <w:tabs>
+          <w:tab w:val="right" w:leader="dot" w:pos="9350"/>
+        </w:tabs>
+        <w:rPr>
+          <w:rFonts w:asciiTheme="minorHAnsi" w:eastAsiaTheme="minorEastAsia" w:hAnsiTheme="minorHAnsi" w:cstheme="minorBidi"/>
+          <w:noProof/>
+          <w:color w:val="auto"/>
+          <w:kern w:val="2"/>
+          <w:szCs w:val="22"/>
+        </w:rPr>
+      </w:pPr>
+      <w:hyperlink w:anchor="_Toc243386617" w:history="1">
+        <w:r>
+          <w:rPr>
+            <w:rStyle w:val="affb"/>
+            <w:rFonts w:hint="eastAsia"/>
+            <w:noProof/>
+          </w:rPr>
+          <w:t>三、密碼錯誤與帳號鎖定</w:t>
+        </w:r>
+        <w:r>
+          <w:rPr>
+            <w:noProof/>
+            <w:webHidden/>
+          </w:rPr>
+          <w:tab/>
+        </w:r>
+        <w:r>
+          <w:rPr>
+            <w:noProof/>
+            <w:webHidden/>
+          </w:rPr>
+          <w:fldChar w:fldCharType="begin"/>
+        </w:r>
+        <w:r>
+          <w:rPr>
+            <w:noProof/>
+            <w:webHidden/>
+          </w:rPr>
+          <w:instrText xml:space="preserve"> PAGEREF _Toc243386617 \h </w:instrText>
+        </w:r>
+        <w:r>
+          <w:rPr>
+            <w:noProof/>
+            <w:webHidden/>
+          </w:rPr>
+        </w:r>
+        <w:r>
+          <w:rPr>
+            <w:noProof/>
+            <w:webHidden/>
+          </w:rPr>
+          <w:fldChar w:fldCharType="separate"/>
+        </w:r>
+        <w:r>
+          <w:rPr>
+            <w:noProof/>
+            <w:webHidden/>
+          </w:rPr>
+          <w:t>5</w:t>
+        </w:r>
+        <w:r>
+          <w:rPr>
+            <w:noProof/>
+            <w:webHidden/>
+          </w:rPr>
+          <w:fldChar w:fldCharType="end"/>
+        </w:r>
+      </w:hyperlink>
+    </w:p>
+    <w:p>
+      <w:pPr>
+        <w:pStyle w:val="2a"/>
+        <w:tabs>
+          <w:tab w:val="right" w:leader="dot" w:pos="9350"/>
+        </w:tabs>
+        <w:rPr>
+          <w:rFonts w:asciiTheme="minorHAnsi" w:eastAsiaTheme="minorEastAsia" w:hAnsiTheme="minorHAnsi" w:cstheme="minorBidi"/>
+          <w:noProof/>
+          <w:color w:val="auto"/>
+          <w:kern w:val="2"/>
+          <w:szCs w:val="22"/>
+        </w:rPr>
+      </w:pPr>
+      <w:hyperlink w:anchor="_Toc243386618" w:history="1">
+        <w:r>
+          <w:rPr>
+            <w:rStyle w:val="affb"/>
+            <w:rFonts w:hint="eastAsia"/>
+            <w:noProof/>
+          </w:rPr>
+          <w:t>四、密碼到期時變更密碼</w:t>
+        </w:r>
+        <w:r>
+          <w:rPr>
+            <w:noProof/>
+            <w:webHidden/>
+          </w:rPr>
+          <w:tab/>
+        </w:r>
+        <w:r>
+          <w:rPr>
+            <w:noProof/>
+            <w:webHidden/>
+          </w:rPr>
+          <w:fldChar w:fldCharType="begin"/>
+        </w:r>
+        <w:r>
+          <w:rPr>
+            <w:noProof/>
+            <w:webHidden/>
+          </w:rPr>
+          <w:instrText xml:space="preserve"> PAGEREF _Toc243386618 \h </w:instrText>
+        </w:r>
+        <w:r>
+          <w:rPr>
+            <w:noProof/>
+            <w:webHidden/>
+          </w:rPr>
+        </w:r>
+        <w:r>
+          <w:rPr>
+            <w:noProof/>
+            <w:webHidden/>
+          </w:rPr>
+          <w:fldChar w:fldCharType="separate"/>
+        </w:r>
+        <w:r>
+          <w:rPr>
+            <w:noProof/>
+            <w:webHidden/>
+          </w:rPr>
+          <w:t>7</w:t>
+        </w:r>
+        <w:r>
+          <w:rPr>
+            <w:noProof/>
+            <w:webHidden/>
+          </w:rPr>
+          <w:fldChar w:fldCharType="end"/>
+        </w:r>
+      </w:hyperlink>
+    </w:p>
+    <w:p>
+      <w:pPr>
+        <w:pStyle w:val="2a"/>
+        <w:tabs>
+          <w:tab w:val="right" w:leader="dot" w:pos="9350"/>
+        </w:tabs>
+        <w:rPr>
+          <w:rFonts w:asciiTheme="minorHAnsi" w:eastAsiaTheme="minorEastAsia" w:hAnsiTheme="minorHAnsi" w:cstheme="minorBidi"/>
+          <w:noProof/>
+          <w:color w:val="auto"/>
+          <w:kern w:val="2"/>
+          <w:szCs w:val="22"/>
+        </w:rPr>
+      </w:pPr>
+      <w:hyperlink w:anchor="_Toc243386619" w:history="1">
+        <w:r>
+          <w:rPr>
+            <w:rStyle w:val="affb"/>
+            <w:rFonts w:hint="eastAsia"/>
+            <w:noProof/>
+          </w:rPr>
+          <w:t>五、閒置自動登出</w:t>
+        </w:r>
+        <w:r>
+          <w:rPr>
+            <w:noProof/>
+            <w:webHidden/>
+          </w:rPr>
+          <w:tab/>
+        </w:r>
+        <w:r>
+          <w:rPr>
+            <w:noProof/>
+            <w:webHidden/>
+          </w:rPr>
+          <w:fldChar w:fldCharType="begin"/>
+        </w:r>
+        <w:r>
+          <w:rPr>
+            <w:noProof/>
+            <w:webHidden/>
+          </w:rPr>
+          <w:instrText xml:space="preserve"> PAGEREF _Toc243386619 \h </w:instrText>
+        </w:r>
+        <w:r>
+          <w:rPr>
+            <w:noProof/>
+            <w:webHidden/>
+          </w:rPr>
+        </w:r>
+        <w:r>
+          <w:rPr>
+            <w:noProof/>
+            <w:webHidden/>
+          </w:rPr>
+          <w:fldChar w:fldCharType="separate"/>
+        </w:r>
+        <w:r>
+          <w:rPr>
+            <w:noProof/>
+            <w:webHidden/>
+          </w:rPr>
+          <w:t>7</w:t>
+        </w:r>
+        <w:r>
+          <w:rPr>
+            <w:noProof/>
+            <w:webHidden/>
+          </w:rPr>
+          <w:fldChar w:fldCharType="end"/>
+        </w:r>
+      </w:hyperlink>
+    </w:p>
+    <w:p>
+      <w:pPr>
+        <w:pStyle w:val="2a"/>
+        <w:tabs>
+          <w:tab w:val="right" w:leader="dot" w:pos="9350"/>
+        </w:tabs>
+        <w:rPr>
+          <w:rFonts w:asciiTheme="minorHAnsi" w:eastAsiaTheme="minorEastAsia" w:hAnsiTheme="minorHAnsi" w:cstheme="minorBidi"/>
+          <w:noProof/>
+          <w:color w:val="auto"/>
+          <w:kern w:val="2"/>
+          <w:szCs w:val="22"/>
+        </w:rPr>
+      </w:pPr>
+      <w:hyperlink w:anchor="_Toc243386620" w:history="1">
+        <w:r>
+          <w:rPr>
+            <w:rStyle w:val="affb"/>
+            <w:rFonts w:hint="eastAsia"/>
+            <w:noProof/>
+          </w:rPr>
+          <w:t>六、登出</w:t>
+        </w:r>
+        <w:r>
+          <w:rPr>
+            <w:noProof/>
+            <w:webHidden/>
+          </w:rPr>
+          <w:tab/>
+        </w:r>
+        <w:r>
+          <w:rPr>
+            <w:noProof/>
+            <w:webHidden/>
+          </w:rPr>
+          <w:fldChar w:fldCharType="begin"/>
+        </w:r>
+        <w:r>
+          <w:rPr>
+            <w:noProof/>
+            <w:webHidden/>
+          </w:rPr>
+          <w:instrText xml:space="preserve"> PAGEREF _Toc243386620 \h </w:instrText>
+        </w:r>
+        <w:r>
+          <w:rPr>
+            <w:noProof/>
+            <w:webHidden/>
+          </w:rPr>
+        </w:r>
+        <w:r>
+          <w:rPr>
+            <w:noProof/>
+            <w:webHidden/>
+          </w:rPr>
+          <w:fldChar w:fldCharType="separate"/>
+        </w:r>
+        <w:r>
+          <w:rPr>
+            <w:noProof/>
+            <w:webHidden/>
+          </w:rPr>
+          <w:t>7</w:t>
+        </w:r>
+        <w:r>
+          <w:rPr>
+            <w:noProof/>
+            <w:webHidden/>
+          </w:rPr>
+          <w:fldChar w:fldCharType="end"/>
+        </w:r>
+      </w:hyperlink>
+    </w:p>
+    <w:p>
+      <w:pPr>
+        <w:pStyle w:val="14"/>
+        <w:tabs>
+          <w:tab w:val="right" w:leader="dot" w:pos="9350"/>
+        </w:tabs>
+        <w:rPr>
+          <w:rFonts w:asciiTheme="minorHAnsi" w:eastAsiaTheme="minorEastAsia" w:hAnsiTheme="minorHAnsi" w:cstheme="minorBidi"/>
+          <w:noProof/>
+          <w:color w:val="auto"/>
+          <w:kern w:val="2"/>
+          <w:szCs w:val="22"/>
+        </w:rPr>
+      </w:pPr>
+      <w:hyperlink w:anchor="_Toc243386621" w:history="1">
+        <w:r>
+          <w:rPr>
+            <w:rStyle w:val="affb"/>
+            <w:rFonts w:hint="eastAsia"/>
+            <w:noProof/>
+          </w:rPr>
+          <w:t>參、常見訊息與處置</w:t>
+        </w:r>
+        <w:r>
+          <w:rPr>
+            <w:noProof/>
+            <w:webHidden/>
+          </w:rPr>
+          <w:tab/>
+        </w:r>
+        <w:r>
+          <w:rPr>
+            <w:noProof/>
+            <w:webHidden/>
+          </w:rPr>
+          <w:fldChar w:fldCharType="begin"/>
+        </w:r>
+        <w:r>
+          <w:rPr>
+            <w:noProof/>
+            <w:webHidden/>
+          </w:rPr>
+          <w:instrText xml:space="preserve"> PAGEREF _Toc243386621 \h </w:instrText>
+        </w:r>
+        <w:r>
+          <w:rPr>
+            <w:noProof/>
+            <w:webHidden/>
+          </w:rPr>
+        </w:r>
+        <w:r>
+          <w:rPr>
+            <w:noProof/>
+            <w:webHidden/>
+          </w:rPr>
+          <w:fldChar w:fldCharType="separate"/>
+        </w:r>
+        <w:r>
+          <w:rPr>
+            <w:noProof/>
+            <w:webHidden/>
+          </w:rPr>
+          <w:t>8</w:t>
+        </w:r>
+        <w:r>
+          <w:rPr>
+            <w:noProof/>
+            <w:webHidden/>
+          </w:rPr>
+          <w:fldChar w:fldCharType="end"/>
+        </w:r>
+      </w:hyperlink>
+    </w:p>
+    <w:p>
+      <w:pPr>
+        <w:pStyle w:val="2a"/>
+        <w:tabs>
+          <w:tab w:val="right" w:leader="dot" w:pos="9350"/>
+        </w:tabs>
+        <w:rPr>
+          <w:rFonts w:asciiTheme="minorHAnsi" w:eastAsiaTheme="minorEastAsia" w:hAnsiTheme="minorHAnsi" w:cstheme="minorBidi"/>
+          <w:noProof/>
+          <w:color w:val="auto"/>
+          <w:kern w:val="2"/>
+          <w:szCs w:val="22"/>
+        </w:rPr>
+      </w:pPr>
+      <w:hyperlink w:anchor="_Toc243386622" w:history="1">
+        <w:r>
+          <w:rPr>
+            <w:rStyle w:val="affb"/>
+            <w:rFonts w:hint="eastAsia"/>
+            <w:noProof/>
+          </w:rPr>
+          <w:t>一、被擋下（動作沒有完成）</w:t>
+        </w:r>
+        <w:r>
+          <w:rPr>
+            <w:noProof/>
+            <w:webHidden/>
+          </w:rPr>
+          <w:tab/>
+        </w:r>
+        <w:r>
+          <w:rPr>
+            <w:noProof/>
+            <w:webHidden/>
+          </w:rPr>
+          <w:fldChar w:fldCharType="begin"/>
+        </w:r>
+        <w:r>
+          <w:rPr>
+            <w:noProof/>
+            <w:webHidden/>
+          </w:rPr>
+          <w:instrText xml:space="preserve"> PAGEREF _Toc243386622 \h </w:instrText>
+        </w:r>
+        <w:r>
+          <w:rPr>
+            <w:noProof/>
+            <w:webHidden/>
+          </w:rPr>
+        </w:r>
+        <w:r>
+          <w:rPr>
+            <w:noProof/>
+            <w:webHidden/>
+          </w:rPr>
+          <w:fldChar w:fldCharType="separate"/>
+        </w:r>
+        <w:r>
+          <w:rPr>
+            <w:noProof/>
+            <w:webHidden/>
+          </w:rPr>
+          <w:t>8</w:t>
+        </w:r>
+        <w:r>
+          <w:rPr>
+            <w:noProof/>
+            <w:webHidden/>
+          </w:rPr>
+          <w:fldChar w:fldCharType="end"/>
+        </w:r>
+      </w:hyperlink>
+    </w:p>
+    <w:p>
+      <w:pPr>
+        <w:pStyle w:val="2a"/>
+        <w:tabs>
+          <w:tab w:val="right" w:leader="dot" w:pos="9350"/>
+        </w:tabs>
+        <w:rPr>
+          <w:rFonts w:asciiTheme="minorHAnsi" w:eastAsiaTheme="minorEastAsia" w:hAnsiTheme="minorHAnsi" w:cstheme="minorBidi"/>
+          <w:noProof/>
+          <w:color w:val="auto"/>
+          <w:kern w:val="2"/>
+          <w:szCs w:val="22"/>
+        </w:rPr>
+      </w:pPr>
+      <w:hyperlink w:anchor="_Toc243386623" w:history="1">
+        <w:r>
+          <w:rPr>
+            <w:rStyle w:val="affb"/>
+            <w:rFonts w:hint="eastAsia"/>
+            <w:noProof/>
+          </w:rPr>
+          <w:t>二、有警告（動作完成但需判斷）</w:t>
+        </w:r>
+        <w:r>
+          <w:rPr>
+            <w:noProof/>
+            <w:webHidden/>
+          </w:rPr>
+          <w:tab/>
+        </w:r>
+        <w:r>
+          <w:rPr>
+            <w:noProof/>
+            <w:webHidden/>
+          </w:rPr>
+          <w:fldChar w:fldCharType="begin"/>
+        </w:r>
+        <w:r>
+          <w:rPr>
+            <w:noProof/>
+            <w:webHidden/>
+          </w:rPr>
+          <w:instrText xml:space="preserve"> PAGEREF _Toc243386623 \h </w:instrText>
+        </w:r>
+        <w:r>
+          <w:rPr>
+            <w:noProof/>
+            <w:webHidden/>
+          </w:rPr>
+        </w:r>
+        <w:r>
+          <w:rPr>
+            <w:noProof/>
+            <w:webHidden/>
+          </w:rPr>
+          <w:fldChar w:fldCharType="separate"/>
+        </w:r>
+        <w:r>
+          <w:rPr>
+            <w:noProof/>
+            <w:webHidden/>
+          </w:rPr>
+          <w:t>8</w:t>
+        </w:r>
+        <w:r>
+          <w:rPr>
+            <w:noProof/>
+            <w:webHidden/>
+          </w:rPr>
+          <w:fldChar w:fldCharType="end"/>
+        </w:r>
+      </w:hyperlink>
+    </w:p>
+    <w:p>
+      <w:pPr>
+        <w:pStyle w:val="2a"/>
+        <w:tabs>
+          <w:tab w:val="right" w:leader="dot" w:pos="9350"/>
+        </w:tabs>
+        <w:rPr>
+          <w:rFonts w:asciiTheme="minorHAnsi" w:eastAsiaTheme="minorEastAsia" w:hAnsiTheme="minorHAnsi" w:cstheme="minorBidi"/>
+          <w:noProof/>
+          <w:color w:val="auto"/>
+          <w:kern w:val="2"/>
+          <w:szCs w:val="22"/>
+        </w:rPr>
+      </w:pPr>
+      <w:hyperlink w:anchor="_Toc243386624" w:history="1">
+        <w:r>
+          <w:rPr>
+            <w:rStyle w:val="affb"/>
+            <w:rFonts w:hint="eastAsia"/>
+            <w:noProof/>
+          </w:rPr>
+          <w:t>三、其他情況</w:t>
+        </w:r>
+        <w:r>
+          <w:rPr>
+            <w:noProof/>
+            <w:webHidden/>
+          </w:rPr>
+          <w:tab/>
+        </w:r>
+        <w:r>
+          <w:rPr>
+            <w:noProof/>
+            <w:webHidden/>
+          </w:rPr>
+          <w:fldChar w:fldCharType="begin"/>
+        </w:r>
+        <w:r>
+          <w:rPr>
+            <w:noProof/>
+            <w:webHidden/>
+          </w:rPr>
+          <w:instrText xml:space="preserve"> PAGEREF _Toc243386624 \h </w:instrText>
+        </w:r>
+        <w:r>
+          <w:rPr>
+            <w:noProof/>
+            <w:webHidden/>
+          </w:rPr>
+        </w:r>
+        <w:r>
+          <w:rPr>
+            <w:noProof/>
+            <w:webHidden/>
+          </w:rPr>
+          <w:fldChar w:fldCharType="separate"/>
+        </w:r>
+        <w:r>
+          <w:rPr>
+            <w:noProof/>
+            <w:webHidden/>
+          </w:rPr>
+          <w:t>8</w:t>
+        </w:r>
+        <w:r>
+          <w:rPr>
+            <w:noProof/>
+            <w:webHidden/>
+          </w:rPr>
+          <w:fldChar w:fldCharType="end"/>
+        </w:r>
+      </w:hyperlink>
+    </w:p>
+    <w:p>
+      <w:r>
         <w:fldChar w:fldCharType="end"/>
       </w:r>
     </w:p>
     <w:p>
       <w:pPr>
         <w:sectPr>
-          <w:footerReference w:type="default" r:id="rId8"/>
           <w:pgSz w:w="12240" w:h="15840"/>
           <w:pgMar w:top="1440" w:right="1440" w:bottom="1440" w:left="1440" w:header="720" w:footer="720" w:gutter="0"/>
           <w:cols w:space="720"/>
@@ -458,17 +1543,22 @@
       <w:pPr>
         <w:pStyle w:val="1"/>
       </w:pPr>
+      <w:bookmarkStart w:id="1" w:name="_Toc243386611"/>
       <w:r>
+        <w:lastRenderedPageBreak/>
         <w:t>壹、作業說明</w:t>
       </w:r>
+      <w:bookmarkEnd w:id="1"/>
     </w:p>
     <w:p>
       <w:pPr>
         <w:pStyle w:val="2"/>
       </w:pPr>
+      <w:bookmarkStart w:id="2" w:name="_Toc243386612"/>
       <w:r>
         <w:t>一、使用情境</w:t>
       </w:r>
+      <w:bookmarkEnd w:id="2"/>
     </w:p>
     <w:p>
       <w:pPr>
@@ -492,16 +1582,30 @@
         <w:ind w:firstLine="482"/>
       </w:pPr>
       <w:r>
-        <w:t>尚無帳號者請先依 DP08 使用者自助註冊建立帳號；忘記密碼者依 DP09 忘記密碼自行重設。</w:t>
+        <w:t>尚無帳號者請先依</w:t>
+      </w:r>
+      <w:r>
+        <w:t xml:space="preserve"> DP08 </w:t>
+      </w:r>
+      <w:r>
+        <w:t>使用者自助註冊建立帳號；忘記密碼者依</w:t>
+      </w:r>
+      <w:r>
+        <w:t xml:space="preserve"> DP09 </w:t>
+      </w:r>
+      <w:r>
+        <w:t>忘記密碼自行重設。</w:t>
       </w:r>
     </w:p>
     <w:p>
       <w:pPr>
         <w:pStyle w:val="2"/>
       </w:pPr>
+      <w:bookmarkStart w:id="3" w:name="_Toc243386613"/>
       <w:r>
         <w:t>二、進入路徑</w:t>
       </w:r>
+      <w:bookmarkEnd w:id="3"/>
     </w:p>
     <w:p>
       <w:pPr>
@@ -515,17 +1619,22 @@
       <w:pPr>
         <w:pStyle w:val="1"/>
       </w:pPr>
+      <w:bookmarkStart w:id="4" w:name="_Toc243386614"/>
       <w:r>
+        <w:lastRenderedPageBreak/>
         <w:t>貳、操作說明</w:t>
       </w:r>
+      <w:bookmarkEnd w:id="4"/>
     </w:p>
     <w:p>
       <w:pPr>
         <w:pStyle w:val="2"/>
       </w:pPr>
+      <w:bookmarkStart w:id="5" w:name="_Toc243386615"/>
       <w:r>
         <w:t>一、畫面與前置設定</w:t>
       </w:r>
+      <w:bookmarkEnd w:id="5"/>
     </w:p>
     <w:p>
       <w:pPr>
@@ -547,26 +1656,29 @@
       <w:pPr>
         <w:keepNext/>
         <w:spacing w:before="160" w:after="40"/>
-        <w:ind w:left="0" w:firstLine="0"/>
         <w:jc w:val="center"/>
       </w:pPr>
       <w:r>
+        <w:rPr>
+          <w:noProof/>
+        </w:rPr>
         <w:drawing>
-          <wp:inline xmlns:a="http://schemas.openxmlformats.org/drawingml/2006/main" xmlns:pic="http://schemas.openxmlformats.org/drawingml/2006/picture">
+          <wp:inline distT="0" distB="0" distL="0" distR="0">
             <wp:extent cx="5580000" cy="6333300"/>
+            <wp:effectExtent l="0" t="0" r="0" b="0"/>
             <wp:docPr id="1" name="Picture 1"/>
             <wp:cNvGraphicFramePr>
-              <a:graphicFrameLocks noChangeAspect="1"/>
+              <a:graphicFrameLocks xmlns:a="http://schemas.openxmlformats.org/drawingml/2006/main" noChangeAspect="1"/>
             </wp:cNvGraphicFramePr>
-            <a:graphic>
+            <a:graphic xmlns:a="http://schemas.openxmlformats.org/drawingml/2006/main">
               <a:graphicData uri="http://schemas.openxmlformats.org/drawingml/2006/picture">
-                <pic:pic>
+                <pic:pic xmlns:pic="http://schemas.openxmlformats.org/drawingml/2006/picture">
                   <pic:nvPicPr>
                     <pic:cNvPr id="0" name="dp07-01.png"/>
                     <pic:cNvPicPr/>
                   </pic:nvPicPr>
                   <pic:blipFill>
-                    <a:blip r:embed="rId9"/>
+                    <a:blip r:embed="rId8"/>
                     <a:stretch>
                       <a:fillRect/>
                     </a:stretch>
@@ -576,7 +1688,9 @@
                       <a:off x="0" y="0"/>
                       <a:ext cx="5580000" cy="6333300"/>
                     </a:xfrm>
-                    <a:prstGeom prst="rect"/>
+                    <a:prstGeom prst="rect">
+                      <a:avLst/>
+                    </a:prstGeom>
                   </pic:spPr>
                 </pic:pic>
               </a:graphicData>
@@ -588,7 +1702,6 @@
     <w:p>
       <w:pPr>
         <w:spacing w:after="160"/>
-        <w:ind w:firstLine="0"/>
         <w:jc w:val="center"/>
       </w:pPr>
       <w:r>
@@ -603,9 +1716,12 @@
       <w:pPr>
         <w:pStyle w:val="2"/>
       </w:pPr>
+      <w:bookmarkStart w:id="6" w:name="_Toc243386616"/>
       <w:r>
+        <w:lastRenderedPageBreak/>
         <w:t>二、登入</w:t>
       </w:r>
+      <w:bookmarkEnd w:id="6"/>
     </w:p>
     <w:p>
       <w:pPr>
@@ -616,7 +1732,16 @@
         </w:numPr>
       </w:pPr>
       <w:r>
-        <w:t>於「帳號（Email）」輸入註冊時使用的 Email</w:t>
+        <w:t>於「帳號（</w:t>
+      </w:r>
+      <w:r>
+        <w:t>Email</w:t>
+      </w:r>
+      <w:r>
+        <w:t>）」輸入註冊時使用的</w:t>
+      </w:r>
+      <w:r>
+        <w:t xml:space="preserve"> Email</w:t>
       </w:r>
     </w:p>
     <w:p>
@@ -645,6 +1770,7 @@
     </w:p>
     <w:p>
       <w:pPr>
+        <w:keepNext/>
         <w:ind w:firstLine="482"/>
       </w:pPr>
       <w:r>
@@ -654,26 +1780,23 @@
     <w:tbl>
       <w:tblPr>
         <w:tblStyle w:val="aff2"/>
-        <w:tblW w:type="auto" w:w="0"/>
+        <w:tblW w:w="0" w:type="auto"/>
         <w:tblLayout w:type="fixed"/>
-        <w:tblLook w:firstColumn="1" w:firstRow="1" w:lastColumn="0" w:lastRow="0" w:noHBand="0" w:noVBand="1" w:val="04A0"/>
-        <w:tblLayout w:type="fixed"/>
+        <w:tblLook w:val="04A0" w:firstRow="1" w:lastRow="0" w:firstColumn="1" w:lastColumn="0" w:noHBand="0" w:noVBand="1"/>
       </w:tblPr>
       <w:tblGrid>
-        <w:gridCol w:w="4680"/>
-        <w:gridCol w:w="4680"/>
+        <w:gridCol w:w="6047"/>
+        <w:gridCol w:w="3313"/>
       </w:tblGrid>
       <w:tr>
         <w:tc>
           <w:tcPr>
-            <w:tcW w:type="dxa" w:w="6047"/>
+            <w:tcW w:w="6047" w:type="dxa"/>
           </w:tcPr>
           <w:p>
-            <w:r>
-              <w:rPr>
-                <w:b/>
-              </w:rPr>
-            </w:r>
+            <w:pPr>
+              <w:spacing w:before="60" w:after="60"/>
+            </w:pPr>
             <w:r>
               <w:rPr>
                 <w:b/>
@@ -684,14 +1807,12 @@
         </w:tc>
         <w:tc>
           <w:tcPr>
-            <w:tcW w:type="dxa" w:w="3313"/>
+            <w:tcW w:w="3313" w:type="dxa"/>
           </w:tcPr>
           <w:p>
-            <w:r>
-              <w:rPr>
-                <w:b/>
-              </w:rPr>
-            </w:r>
+            <w:pPr>
+              <w:spacing w:before="60" w:after="60"/>
+            </w:pPr>
             <w:r>
               <w:rPr>
                 <w:b/>
@@ -704,10 +1825,12 @@
       <w:tr>
         <w:tc>
           <w:tcPr>
-            <w:tcW w:type="dxa" w:w="6047"/>
+            <w:tcW w:w="6047" w:type="dxa"/>
           </w:tcPr>
           <w:p>
-            <w:r/>
+            <w:pPr>
+              <w:spacing w:before="60" w:after="60"/>
+            </w:pPr>
             <w:r>
               <w:t>直接開啟系統網址</w:t>
             </w:r>
@@ -715,12 +1838,17 @@
         </w:tc>
         <w:tc>
           <w:tcPr>
-            <w:tcW w:type="dxa" w:w="3313"/>
+            <w:tcW w:w="3313" w:type="dxa"/>
           </w:tcPr>
           <w:p>
-            <w:r/>
+            <w:pPr>
+              <w:spacing w:before="60" w:after="60"/>
+            </w:pPr>
             <w:r>
-              <w:t>DP00 登入後主頁</w:t>
+              <w:t xml:space="preserve">DP00 </w:t>
+            </w:r>
+            <w:r>
+              <w:t>登入後主頁</w:t>
             </w:r>
           </w:p>
         </w:tc>
@@ -728,10 +1856,12 @@
       <w:tr>
         <w:tc>
           <w:tcPr>
-            <w:tcW w:type="dxa" w:w="6047"/>
+            <w:tcW w:w="6047" w:type="dxa"/>
           </w:tcPr>
           <w:p>
-            <w:r/>
+            <w:pPr>
+              <w:spacing w:before="60" w:after="60"/>
+            </w:pPr>
             <w:r>
               <w:t>由通知信中的連結或書籤開啟某一頁</w:t>
             </w:r>
@@ -739,10 +1869,12 @@
         </w:tc>
         <w:tc>
           <w:tcPr>
-            <w:tcW w:type="dxa" w:w="3313"/>
+            <w:tcW w:w="3313" w:type="dxa"/>
           </w:tcPr>
           <w:p>
-            <w:r/>
+            <w:pPr>
+              <w:spacing w:before="60" w:after="60"/>
+            </w:pPr>
             <w:r>
               <w:t>該頁</w:t>
             </w:r>
@@ -752,10 +1884,12 @@
       <w:tr>
         <w:tc>
           <w:tcPr>
-            <w:tcW w:type="dxa" w:w="6047"/>
+            <w:tcW w:w="6047" w:type="dxa"/>
           </w:tcPr>
           <w:p>
-            <w:r/>
+            <w:pPr>
+              <w:spacing w:before="60" w:after="60"/>
+            </w:pPr>
             <w:r>
               <w:t>閒置逾時被登出後重新登入</w:t>
             </w:r>
@@ -763,10 +1897,12 @@
         </w:tc>
         <w:tc>
           <w:tcPr>
-            <w:tcW w:type="dxa" w:w="3313"/>
+            <w:tcW w:w="3313" w:type="dxa"/>
           </w:tcPr>
           <w:p>
-            <w:r/>
+            <w:pPr>
+              <w:spacing w:before="60" w:after="60"/>
+            </w:pPr>
             <w:r>
               <w:t>原本所在的頁面</w:t>
             </w:r>
@@ -779,33 +1915,55 @@
         <w:ind w:firstLine="482"/>
       </w:pPr>
       <w:r>
-        <w:t>登入失敗時，原因以紅底訊息顯示於頁籤下方。若顯示「帳號或密碼錯誤」，表示此 Email 目前沒有可登入的帳號——可能尚未註冊，或已註冊但尚未完成 Email 驗證。訊息下方同時提供三條出路：尚未註冊者按「前往註冊」；已註冊者請至信箱點選驗證連結，找不到信再按「重寄驗證信」。</w:t>
+        <w:t>登入失敗時，原因以紅底訊息顯示於頁籤下方。若顯示「帳號或密碼錯誤」，表示此</w:t>
+      </w:r>
+      <w:r>
+        <w:t xml:space="preserve"> Email </w:t>
+      </w:r>
+      <w:r>
+        <w:t>目前沒有可登入的帳號</w:t>
+      </w:r>
+      <w:r>
+        <w:t>——</w:t>
+      </w:r>
+      <w:r>
+        <w:t>可能尚未註冊，或已註冊但尚未完成</w:t>
+      </w:r>
+      <w:r>
+        <w:t xml:space="preserve"> Email </w:t>
+      </w:r>
+      <w:r>
+        <w:t>驗證。訊息下方同時提供三條出路：尚未註冊者按「前往註冊」；已註冊者請至信箱點選驗證連結，找不到信再按「重寄驗證信」。</w:t>
       </w:r>
     </w:p>
     <w:p>
       <w:pPr>
         <w:keepNext/>
         <w:spacing w:before="160" w:after="40"/>
-        <w:ind w:left="0" w:firstLine="0"/>
         <w:jc w:val="center"/>
       </w:pPr>
       <w:r>
+        <w:rPr>
+          <w:noProof/>
+        </w:rPr>
+        <w:lastRenderedPageBreak/>
         <w:drawing>
-          <wp:inline xmlns:a="http://schemas.openxmlformats.org/drawingml/2006/main" xmlns:pic="http://schemas.openxmlformats.org/drawingml/2006/picture">
+          <wp:inline distT="0" distB="0" distL="0" distR="0">
             <wp:extent cx="5580000" cy="8007300"/>
+            <wp:effectExtent l="0" t="0" r="0" b="0"/>
             <wp:docPr id="2" name="Picture 2"/>
             <wp:cNvGraphicFramePr>
-              <a:graphicFrameLocks noChangeAspect="1"/>
+              <a:graphicFrameLocks xmlns:a="http://schemas.openxmlformats.org/drawingml/2006/main" noChangeAspect="1"/>
             </wp:cNvGraphicFramePr>
-            <a:graphic>
+            <a:graphic xmlns:a="http://schemas.openxmlformats.org/drawingml/2006/main">
               <a:graphicData uri="http://schemas.openxmlformats.org/drawingml/2006/picture">
-                <pic:pic>
+                <pic:pic xmlns:pic="http://schemas.openxmlformats.org/drawingml/2006/picture">
                   <pic:nvPicPr>
                     <pic:cNvPr id="0" name="dp07-02.png"/>
                     <pic:cNvPicPr/>
                   </pic:nvPicPr>
                   <pic:blipFill>
-                    <a:blip r:embed="rId10"/>
+                    <a:blip r:embed="rId9"/>
                     <a:stretch>
                       <a:fillRect/>
                     </a:stretch>
@@ -815,7 +1973,9 @@
                       <a:off x="0" y="0"/>
                       <a:ext cx="5580000" cy="8007300"/>
                     </a:xfrm>
-                    <a:prstGeom prst="rect"/>
+                    <a:prstGeom prst="rect">
+                      <a:avLst/>
+                    </a:prstGeom>
                   </pic:spPr>
                 </pic:pic>
               </a:graphicData>
@@ -827,7 +1987,6 @@
     <w:p>
       <w:pPr>
         <w:spacing w:after="160"/>
-        <w:ind w:firstLine="0"/>
         <w:jc w:val="center"/>
       </w:pPr>
       <w:r>
@@ -835,13 +1994,28 @@
           <w:color w:val="404040"/>
           <w:sz w:val="20"/>
         </w:rPr>
-        <w:t>以尚無帳號的 Email 登入，顯示「帳號或密碼錯誤」，下方附驗證提示與「前往註冊」「重寄驗證信」兩個連結</w:t>
+        <w:lastRenderedPageBreak/>
+        <w:t>以尚無帳號的</w:t>
+      </w:r>
+      <w:r>
+        <w:rPr>
+          <w:color w:val="404040"/>
+          <w:sz w:val="20"/>
+        </w:rPr>
+        <w:t xml:space="preserve"> Email </w:t>
+      </w:r>
+      <w:r>
+        <w:rPr>
+          <w:color w:val="404040"/>
+          <w:sz w:val="20"/>
+        </w:rPr>
+        <w:t>登入，顯示「帳號或密碼錯誤」，下方附驗證提示與「前往註冊」「重寄驗證信」兩個連結</w:t>
       </w:r>
     </w:p>
     <w:p>
       <w:pPr>
         <w:spacing w:before="80" w:after="80"/>
-        <w:ind w:left="283" w:firstLine="0"/>
+        <w:ind w:left="283"/>
       </w:pPr>
       <w:r>
         <w:t>注意：</w:t>
@@ -860,9 +2034,11 @@
       <w:pPr>
         <w:pStyle w:val="2"/>
       </w:pPr>
+      <w:bookmarkStart w:id="7" w:name="_Toc243386617"/>
       <w:r>
         <w:t>三、密碼錯誤與帳號鎖定</w:t>
       </w:r>
+      <w:bookmarkEnd w:id="7"/>
     </w:p>
     <w:p>
       <w:pPr>
@@ -875,7 +2051,19 @@
         <w:rPr>
           <w:b/>
         </w:rPr>
-        <w:t>連續錯誤 5 次即鎖定帳號</w:t>
+        <w:t>連續錯誤</w:t>
+      </w:r>
+      <w:r>
+        <w:rPr>
+          <w:b/>
+        </w:rPr>
+        <w:t xml:space="preserve"> 5 </w:t>
+      </w:r>
+      <w:r>
+        <w:rPr>
+          <w:b/>
+        </w:rPr>
+        <w:t>次即鎖定帳號</w:t>
       </w:r>
       <w:r>
         <w:t>，鎖定期間即使輸入正確密碼也無法登入。</w:t>
@@ -885,26 +2073,30 @@
       <w:pPr>
         <w:keepNext/>
         <w:spacing w:before="160" w:after="40"/>
-        <w:ind w:left="0" w:firstLine="0"/>
         <w:jc w:val="center"/>
       </w:pPr>
       <w:r>
+        <w:rPr>
+          <w:noProof/>
+        </w:rPr>
+        <w:lastRenderedPageBreak/>
         <w:drawing>
-          <wp:inline xmlns:a="http://schemas.openxmlformats.org/drawingml/2006/main" xmlns:pic="http://schemas.openxmlformats.org/drawingml/2006/picture">
+          <wp:inline distT="0" distB="0" distL="0" distR="0">
             <wp:extent cx="5580000" cy="7226100"/>
+            <wp:effectExtent l="0" t="0" r="0" b="0"/>
             <wp:docPr id="3" name="Picture 3"/>
             <wp:cNvGraphicFramePr>
-              <a:graphicFrameLocks noChangeAspect="1"/>
+              <a:graphicFrameLocks xmlns:a="http://schemas.openxmlformats.org/drawingml/2006/main" noChangeAspect="1"/>
             </wp:cNvGraphicFramePr>
-            <a:graphic>
+            <a:graphic xmlns:a="http://schemas.openxmlformats.org/drawingml/2006/main">
               <a:graphicData uri="http://schemas.openxmlformats.org/drawingml/2006/picture">
-                <pic:pic>
+                <pic:pic xmlns:pic="http://schemas.openxmlformats.org/drawingml/2006/picture">
                   <pic:nvPicPr>
                     <pic:cNvPr id="0" name="dp07-03.png"/>
                     <pic:cNvPicPr/>
                   </pic:nvPicPr>
                   <pic:blipFill>
-                    <a:blip r:embed="rId11"/>
+                    <a:blip r:embed="rId10"/>
                     <a:stretch>
                       <a:fillRect/>
                     </a:stretch>
@@ -914,7 +2106,9 @@
                       <a:off x="0" y="0"/>
                       <a:ext cx="5580000" cy="7226100"/>
                     </a:xfrm>
-                    <a:prstGeom prst="rect"/>
+                    <a:prstGeom prst="rect">
+                      <a:avLst/>
+                    </a:prstGeom>
                   </pic:spPr>
                 </pic:pic>
               </a:graphicData>
@@ -926,7 +2120,6 @@
     <w:p>
       <w:pPr>
         <w:spacing w:after="160"/>
-        <w:ind w:firstLine="0"/>
         <w:jc w:val="center"/>
       </w:pPr>
       <w:r>
@@ -942,11 +2135,17 @@
         <w:pStyle w:val="af0"/>
         <w:numPr>
           <w:ilvl w:val="0"/>
-          <w:numId w:val="900"/>
+          <w:numId w:val="37"/>
         </w:numPr>
       </w:pPr>
       <w:r>
-        <w:t>第 5 次錯誤當下仍顯示「密碼錯誤」，再次登入時才顯示「帳號已鎖定，請洽管理者或稍後再試」</w:t>
+        <w:t>第</w:t>
+      </w:r>
+      <w:r>
+        <w:t xml:space="preserve"> 5 </w:t>
+      </w:r>
+      <w:r>
+        <w:t>次錯誤當下仍顯示「密碼錯誤」，再次登入時才顯示「帳號已鎖定，請洽管理者或稍後再試」</w:t>
       </w:r>
     </w:p>
     <w:p>
@@ -954,71 +2153,116 @@
         <w:pStyle w:val="af0"/>
         <w:numPr>
           <w:ilvl w:val="0"/>
-          <w:numId w:val="900"/>
+          <w:numId w:val="37"/>
         </w:numPr>
       </w:pPr>
       <w:r>
-        <w:t xml:space="preserve">鎖定 </w:t>
+        <w:t>鎖定</w:t>
+      </w:r>
+      <w:r>
+        <w:t xml:space="preserve"> </w:t>
       </w:r>
       <w:r>
         <w:rPr>
           <w:b/>
         </w:rPr>
-        <w:t>30 分鐘</w:t>
-      </w:r>
-      <w:r>
-        <w:t>後自動解除，或請管理者於 DP01 使用者管理手動解鎖</w:t>
-      </w:r>
-    </w:p>
-    <w:p>
-      <w:pPr>
-        <w:pStyle w:val="af0"/>
-        <w:numPr>
-          <w:ilvl w:val="0"/>
-          <w:numId w:val="900"/>
-        </w:numPr>
-      </w:pPr>
-      <w:r>
-        <w:t>成功登入一次即重新計算失敗次數</w:t>
-      </w:r>
-    </w:p>
-    <w:p>
-      <w:pPr>
-        <w:ind w:firstLine="482"/>
-      </w:pPr>
-      <w:r>
-        <w:t>失敗次數上限與鎖定時間皆為系統參數，可由管理者於 DP03 系統參數與清單維護調整。</w:t>
-      </w:r>
-    </w:p>
-    <w:p>
-      <w:pPr>
-        <w:spacing w:before="80" w:after="80"/>
-        <w:ind w:left="283" w:firstLine="0"/>
-      </w:pPr>
-      <w:r>
-        <w:t>重要：不確定密碼時，請改用「忘記密碼？」重設，不要反覆嘗試——錯滿 5 次就會被鎖定。</w:t>
-      </w:r>
-    </w:p>
-    <w:p>
-      <w:pPr>
-        <w:pStyle w:val="2"/>
-      </w:pPr>
-      <w:r>
-        <w:t>四、密碼到期時變更密碼</w:t>
-      </w:r>
-    </w:p>
-    <w:p>
-      <w:pPr>
-        <w:ind w:firstLine="482"/>
-      </w:pPr>
-      <w:r>
-        <w:t xml:space="preserve">密碼自上次設定起已使用超過 </w:t>
+        <w:t xml:space="preserve">30 </w:t>
       </w:r>
       <w:r>
         <w:rPr>
           <w:b/>
         </w:rPr>
-        <w:t>90 天</w:t>
+        <w:t>分鐘</w:t>
+      </w:r>
+      <w:r>
+        <w:t>後自動解除，或請管理者於</w:t>
+      </w:r>
+      <w:r>
+        <w:t xml:space="preserve"> DP01 </w:t>
+      </w:r>
+      <w:r>
+        <w:t>使用者管理手動解鎖</w:t>
+      </w:r>
+    </w:p>
+    <w:p>
+      <w:pPr>
+        <w:pStyle w:val="af0"/>
+        <w:numPr>
+          <w:ilvl w:val="0"/>
+          <w:numId w:val="37"/>
+        </w:numPr>
+      </w:pPr>
+      <w:r>
+        <w:lastRenderedPageBreak/>
+        <w:t>成功登入一次即重新計算失敗次數</w:t>
+      </w:r>
+    </w:p>
+    <w:p>
+      <w:pPr>
+        <w:ind w:firstLine="482"/>
+      </w:pPr>
+      <w:r>
+        <w:t>失敗次數上限與鎖定時間皆為系統參數，可由管理者於</w:t>
+      </w:r>
+      <w:r>
+        <w:t xml:space="preserve"> DP03 </w:t>
+      </w:r>
+      <w:r>
+        <w:t>系統參數與清單維護調整。</w:t>
+      </w:r>
+    </w:p>
+    <w:p>
+      <w:pPr>
+        <w:spacing w:before="80" w:after="80"/>
+        <w:ind w:left="283"/>
+      </w:pPr>
+      <w:r>
+        <w:t>重要：不確定密碼時，請改用「忘記密碼？」重設，不要反覆嘗試</w:t>
+      </w:r>
+      <w:r>
+        <w:t>——</w:t>
+      </w:r>
+      <w:r>
+        <w:t>錯滿</w:t>
+      </w:r>
+      <w:r>
+        <w:t xml:space="preserve"> 5 </w:t>
+      </w:r>
+      <w:r>
+        <w:t>次就會被鎖定。</w:t>
+      </w:r>
+    </w:p>
+    <w:p>
+      <w:pPr>
+        <w:pStyle w:val="2"/>
+      </w:pPr>
+      <w:bookmarkStart w:id="8" w:name="_Toc243386618"/>
+      <w:r>
+        <w:t>四、密碼到期時變更密碼</w:t>
+      </w:r>
+      <w:bookmarkEnd w:id="8"/>
+    </w:p>
+    <w:p>
+      <w:pPr>
+        <w:ind w:firstLine="482"/>
+      </w:pPr>
+      <w:r>
+        <w:t>密碼自上次設定起已使用超過</w:t>
+      </w:r>
+      <w:r>
+        <w:t xml:space="preserve"> </w:t>
+      </w:r>
+      <w:r>
+        <w:rPr>
+          <w:b/>
+        </w:rPr>
+        <w:t xml:space="preserve">90 </w:t>
+      </w:r>
+      <w:r>
+        <w:rPr>
+          <w:b/>
+        </w:rPr>
+        <w:t>天</w:t>
       </w:r>
       <w:r>
         <w:t>者，登入後會先出現「變更密碼」畫面，並提示「密碼已逾效期（或首次登入），請立即變更密碼」。</w:t>
@@ -1035,7 +2279,13 @@
         <w:ind w:firstLine="482"/>
       </w:pPr>
       <w:r>
-        <w:t>效期天數為系統參數「密碼最長效期（天）」，可由管理者於 DP03 系統參數與清單維護調整。</w:t>
+        <w:t>效期天數為系統參數「密碼最長效期（天）」，可由管理者於</w:t>
+      </w:r>
+      <w:r>
+        <w:t xml:space="preserve"> DP03 </w:t>
+      </w:r>
+      <w:r>
+        <w:t>系統參數與清單維護調整。</w:t>
       </w:r>
     </w:p>
     <w:p>
@@ -1055,7 +2305,10 @@
         </w:numPr>
       </w:pPr>
       <w:r>
-        <w:t>於「舊密碼」輸入剛才登入用的密碼</w:t>
+        <w:t>於「舊</w:t>
+      </w:r>
+      <w:r>
+        <w:t>密碼」輸入剛才登入用的密碼</w:t>
       </w:r>
     </w:p>
     <w:p>
@@ -1067,7 +2320,25 @@
         </w:numPr>
       </w:pPr>
       <w:r>
-        <w:t>於「新密碼」與「確認新密碼」輸入新密碼，規則列於欄位下方：至少 8 字元（具教育訓練或文件管理管理者角色者至少 12 字元），含大小寫英文、數字、特殊符號中至少 3 種</w:t>
+        <w:t>於「新密碼」與「確認新密碼」輸入新密碼，規則列於欄位下方：至少</w:t>
+      </w:r>
+      <w:r>
+        <w:t xml:space="preserve"> 8 </w:t>
+      </w:r>
+      <w:r>
+        <w:t>字元（具教育訓練或文件管理管理者角色者至少</w:t>
+      </w:r>
+      <w:r>
+        <w:t xml:space="preserve"> 12 </w:t>
+      </w:r>
+      <w:r>
+        <w:t>字元），含大小寫英文、數字、特殊符號中至少</w:t>
+      </w:r>
+      <w:r>
+        <w:t xml:space="preserve"> 3 </w:t>
+      </w:r>
+      <w:r>
+        <w:t>種</w:t>
       </w:r>
     </w:p>
     <w:p>
@@ -1087,13 +2358,31 @@
         <w:ind w:firstLine="482"/>
       </w:pPr>
       <w:r>
-        <w:t>變更完成即進入 DP00 登入後主頁，不需重新登入。新密碼</w:t>
+        <w:t>變更完成即進入</w:t>
+      </w:r>
+      <w:r>
+        <w:t xml:space="preserve"> DP00 </w:t>
+      </w:r>
+      <w:r>
+        <w:t>登入後主頁，不需重新登入。新密碼</w:t>
       </w:r>
       <w:r>
         <w:rPr>
           <w:b/>
         </w:rPr>
-        <w:t>不可與最近 3 次使用過的密碼相同</w:t>
+        <w:t>不可與最近</w:t>
+      </w:r>
+      <w:r>
+        <w:rPr>
+          <w:b/>
+        </w:rPr>
+        <w:t xml:space="preserve"> 3 </w:t>
+      </w:r>
+      <w:r>
+        <w:rPr>
+          <w:b/>
+        </w:rPr>
+        <w:t>次使用過的密碼相同</w:t>
       </w:r>
       <w:r>
         <w:t>。</w:t>
@@ -1104,16 +2393,36 @@
         <w:ind w:firstLine="482"/>
       </w:pPr>
       <w:r>
-        <w:t>密碼到期前 7 天起，系統每日寄 Email 提醒，可提前於 DP10 個人資料維護自行變更，避免登入時被要求變更。</w:t>
+        <w:t>密碼到期前</w:t>
+      </w:r>
+      <w:r>
+        <w:t xml:space="preserve"> 7 </w:t>
+      </w:r>
+      <w:r>
+        <w:t>天起，系統每日寄</w:t>
+      </w:r>
+      <w:r>
+        <w:t xml:space="preserve"> Email </w:t>
+      </w:r>
+      <w:r>
+        <w:t>提醒，可提前於</w:t>
+      </w:r>
+      <w:r>
+        <w:t xml:space="preserve"> DP10 </w:t>
+      </w:r>
+      <w:r>
+        <w:t>個人資料維護自行變更，避免登入時被要求變更。</w:t>
       </w:r>
     </w:p>
     <w:p>
       <w:pPr>
         <w:pStyle w:val="2"/>
       </w:pPr>
+      <w:bookmarkStart w:id="9" w:name="_Toc243386619"/>
       <w:r>
         <w:t>五、閒置自動登出</w:t>
       </w:r>
+      <w:bookmarkEnd w:id="9"/>
     </w:p>
     <w:p>
       <w:pPr>
@@ -1123,10 +2432,25 @@
         <w:rPr>
           <w:b/>
         </w:rPr>
-        <w:t>連續 15 分鐘以上沒有任何點擊或鍵盤輸入</w:t>
+        <w:t>連續</w:t>
       </w:r>
       <w:r>
-        <w:t>，系統自動登出，並於登入畫面提示「閒置逾時已自動登出，請重新登入」。重新登入後回到原本所在的頁面。</w:t>
+        <w:rPr>
+          <w:b/>
+        </w:rPr>
+        <w:t xml:space="preserve"> 15 </w:t>
+      </w:r>
+      <w:r>
+        <w:rPr>
+          <w:b/>
+        </w:rPr>
+        <w:t>分鐘以上沒有任何點擊或鍵盤輸入</w:t>
+      </w:r>
+      <w:r>
+        <w:t>，系統自動登出，並於登入</w:t>
+      </w:r>
+      <w:r>
+        <w:t>畫面提示「閒置逾時已自動登出，請重新登入」。重新登入後回到原本所在的頁面。</w:t>
       </w:r>
     </w:p>
     <w:p>
@@ -1134,7 +2458,25 @@
         <w:ind w:firstLine="482"/>
       </w:pPr>
       <w:r>
-        <w:t>實際登出時點落在停止操作後的 15～19 分鐘之間：系統會在停止操作前後自動延長一次登入憑證，因此不會剛好在第 15 分鐘整登出。</w:t>
+        <w:t>實際登出時點落在停止操作後的</w:t>
+      </w:r>
+      <w:r>
+        <w:t xml:space="preserve"> 15</w:t>
+      </w:r>
+      <w:r>
+        <w:t>～</w:t>
+      </w:r>
+      <w:r>
+        <w:t xml:space="preserve">19 </w:t>
+      </w:r>
+      <w:r>
+        <w:t>分鐘之間：系統會在停止操作前後自動延長一次登入憑證，因此不會剛好在第</w:t>
+      </w:r>
+      <w:r>
+        <w:t xml:space="preserve"> 15 </w:t>
+      </w:r>
+      <w:r>
+        <w:t>分鐘整登出。</w:t>
       </w:r>
     </w:p>
     <w:p>
@@ -1156,7 +2498,19 @@
         <w:rPr>
           <w:b/>
         </w:rPr>
-        <w:t>單次登入最長可使用 8 小時</w:t>
+        <w:t>單次登入最長可使用</w:t>
+      </w:r>
+      <w:r>
+        <w:rPr>
+          <w:b/>
+        </w:rPr>
+        <w:t xml:space="preserve"> 8 </w:t>
+      </w:r>
+      <w:r>
+        <w:rPr>
+          <w:b/>
+        </w:rPr>
+        <w:t>小時</w:t>
       </w:r>
       <w:r>
         <w:t>，屆時即使持續操作也會自動登出，需重新登入。</w:t>
@@ -1166,9 +2520,11 @@
       <w:pPr>
         <w:pStyle w:val="2"/>
       </w:pPr>
+      <w:bookmarkStart w:id="10" w:name="_Toc243386620"/>
       <w:r>
         <w:t>六、登出</w:t>
       </w:r>
+      <w:bookmarkEnd w:id="10"/>
     </w:p>
     <w:p>
       <w:pPr>
@@ -1182,41 +2538,43 @@
       <w:pPr>
         <w:pStyle w:val="1"/>
       </w:pPr>
+      <w:bookmarkStart w:id="11" w:name="_Toc243386621"/>
       <w:r>
+        <w:lastRenderedPageBreak/>
         <w:t>參、常見訊息與處置</w:t>
       </w:r>
+      <w:bookmarkEnd w:id="11"/>
     </w:p>
     <w:p>
       <w:pPr>
         <w:pStyle w:val="2"/>
       </w:pPr>
+      <w:bookmarkStart w:id="12" w:name="_Toc243386622"/>
       <w:r>
         <w:t>一、被擋下（動作沒有完成）</w:t>
       </w:r>
+      <w:bookmarkEnd w:id="12"/>
     </w:p>
     <w:tbl>
       <w:tblPr>
         <w:tblStyle w:val="aff2"/>
-        <w:tblW w:type="auto" w:w="0"/>
+        <w:tblW w:w="0" w:type="auto"/>
         <w:tblLayout w:type="fixed"/>
-        <w:tblLook w:firstColumn="1" w:firstRow="1" w:lastColumn="0" w:lastRow="0" w:noHBand="0" w:noVBand="1" w:val="04A0"/>
-        <w:tblLayout w:type="fixed"/>
+        <w:tblLook w:val="04A0" w:firstRow="1" w:lastRow="0" w:firstColumn="1" w:lastColumn="0" w:noHBand="0" w:noVBand="1"/>
       </w:tblPr>
       <w:tblGrid>
-        <w:gridCol w:w="4680"/>
-        <w:gridCol w:w="4680"/>
+        <w:gridCol w:w="2854"/>
+        <w:gridCol w:w="6506"/>
       </w:tblGrid>
       <w:tr>
         <w:tc>
           <w:tcPr>
-            <w:tcW w:type="dxa" w:w="2854"/>
+            <w:tcW w:w="2854" w:type="dxa"/>
           </w:tcPr>
           <w:p>
-            <w:r>
-              <w:rPr>
-                <w:b/>
-              </w:rPr>
-            </w:r>
+            <w:pPr>
+              <w:spacing w:before="60" w:after="60"/>
+            </w:pPr>
             <w:r>
               <w:rPr>
                 <w:b/>
@@ -1227,14 +2585,12 @@
         </w:tc>
         <w:tc>
           <w:tcPr>
-            <w:tcW w:type="dxa" w:w="6506"/>
+            <w:tcW w:w="6506" w:type="dxa"/>
           </w:tcPr>
           <w:p>
-            <w:r>
-              <w:rPr>
-                <w:b/>
-              </w:rPr>
-            </w:r>
+            <w:pPr>
+              <w:spacing w:before="60" w:after="60"/>
+            </w:pPr>
             <w:r>
               <w:rPr>
                 <w:b/>
@@ -1247,10 +2603,12 @@
       <w:tr>
         <w:tc>
           <w:tcPr>
-            <w:tcW w:type="dxa" w:w="2854"/>
+            <w:tcW w:w="2854" w:type="dxa"/>
           </w:tcPr>
           <w:p>
-            <w:r/>
+            <w:pPr>
+              <w:spacing w:before="60" w:after="60"/>
+            </w:pPr>
             <w:r>
               <w:t>「帳號或密碼錯誤」</w:t>
             </w:r>
@@ -1258,12 +2616,35 @@
         </w:tc>
         <w:tc>
           <w:tcPr>
-            <w:tcW w:type="dxa" w:w="6506"/>
+            <w:tcW w:w="6506" w:type="dxa"/>
           </w:tcPr>
           <w:p>
-            <w:r/>
+            <w:pPr>
+              <w:spacing w:before="60" w:after="60"/>
+            </w:pPr>
             <w:r>
-              <w:t>此 Email 目前沒有可登入的帳號：尚未註冊，或已註冊但尚未完成 Email 驗證。先確認 Email 沒有打錯；尚未註冊者按訊息下方的「前往註冊」；已註冊者請至信箱點選驗證連結，找不到信可按「重寄驗證信」</w:t>
+              <w:t>此</w:t>
+            </w:r>
+            <w:r>
+              <w:t xml:space="preserve"> </w:t>
+            </w:r>
+            <w:r>
+              <w:t xml:space="preserve">Email </w:t>
+            </w:r>
+            <w:r>
+              <w:t>目前沒有可登入的帳號：尚未註冊，或已註冊但尚未完成</w:t>
+            </w:r>
+            <w:r>
+              <w:t xml:space="preserve"> Email </w:t>
+            </w:r>
+            <w:r>
+              <w:t>驗證。先確認</w:t>
+            </w:r>
+            <w:r>
+              <w:t xml:space="preserve"> Email </w:t>
+            </w:r>
+            <w:r>
+              <w:t>沒有打錯；尚未註冊者按訊息下方的「前往註冊」；已註冊者請至信箱點選驗證連結，找不到信可按「重寄驗證信」</w:t>
             </w:r>
           </w:p>
         </w:tc>
@@ -1271,10 +2652,12 @@
       <w:tr>
         <w:tc>
           <w:tcPr>
-            <w:tcW w:type="dxa" w:w="2854"/>
+            <w:tcW w:w="2854" w:type="dxa"/>
           </w:tcPr>
           <w:p>
-            <w:r/>
+            <w:pPr>
+              <w:spacing w:before="60" w:after="60"/>
+            </w:pPr>
             <w:r>
               <w:t>「密碼錯誤」</w:t>
             </w:r>
@@ -1282,12 +2665,20 @@
         </w:tc>
         <w:tc>
           <w:tcPr>
-            <w:tcW w:type="dxa" w:w="6506"/>
+            <w:tcW w:w="6506" w:type="dxa"/>
           </w:tcPr>
           <w:p>
-            <w:r/>
+            <w:pPr>
+              <w:spacing w:before="60" w:after="60"/>
+            </w:pPr>
             <w:r>
-              <w:t>重新輸入密碼，注意大小寫。連續錯誤 5 次會鎖定帳號，不確定時請改用「忘記密碼？」</w:t>
+              <w:t>重新輸入密碼，注意大小寫。連續錯誤</w:t>
+            </w:r>
+            <w:r>
+              <w:t xml:space="preserve"> 5 </w:t>
+            </w:r>
+            <w:r>
+              <w:t>次會鎖定帳號，不確定時請改用「忘記密碼？」</w:t>
             </w:r>
           </w:p>
         </w:tc>
@@ -1295,10 +2686,12 @@
       <w:tr>
         <w:tc>
           <w:tcPr>
-            <w:tcW w:type="dxa" w:w="2854"/>
+            <w:tcW w:w="2854" w:type="dxa"/>
           </w:tcPr>
           <w:p>
-            <w:r/>
+            <w:pPr>
+              <w:spacing w:before="60" w:after="60"/>
+            </w:pPr>
             <w:r>
               <w:t>「帳號已鎖定，請洽管理者或稍後再試」</w:t>
             </w:r>
@@ -1306,12 +2699,26 @@
         </w:tc>
         <w:tc>
           <w:tcPr>
-            <w:tcW w:type="dxa" w:w="6506"/>
+            <w:tcW w:w="6506" w:type="dxa"/>
           </w:tcPr>
           <w:p>
-            <w:r/>
+            <w:pPr>
+              <w:spacing w:before="60" w:after="60"/>
+            </w:pPr>
             <w:r>
-              <w:t>連續輸錯密碼已達上限。等候 30 分鐘自動解除，或請管理者於 DP01 使用者管理解鎖</w:t>
+              <w:t>連續輸錯密碼已達上限。等候</w:t>
+            </w:r>
+            <w:r>
+              <w:t xml:space="preserve"> 30 </w:t>
+            </w:r>
+            <w:r>
+              <w:t>分鐘自動解除，或請管理者於</w:t>
+            </w:r>
+            <w:r>
+              <w:t xml:space="preserve"> DP01 </w:t>
+            </w:r>
+            <w:r>
+              <w:t>使用者管理解鎖</w:t>
             </w:r>
           </w:p>
         </w:tc>
@@ -1319,10 +2726,12 @@
       <w:tr>
         <w:tc>
           <w:tcPr>
-            <w:tcW w:type="dxa" w:w="2854"/>
+            <w:tcW w:w="2854" w:type="dxa"/>
           </w:tcPr>
           <w:p>
-            <w:r/>
+            <w:pPr>
+              <w:spacing w:before="60" w:after="60"/>
+            </w:pPr>
             <w:r>
               <w:t>「帳號已停用，請洽管理者」</w:t>
             </w:r>
@@ -1330,12 +2739,29 @@
         </w:tc>
         <w:tc>
           <w:tcPr>
-            <w:tcW w:type="dxa" w:w="6506"/>
+            <w:tcW w:w="6506" w:type="dxa"/>
           </w:tcPr>
           <w:p>
-            <w:r/>
+            <w:pPr>
+              <w:spacing w:before="60" w:after="60"/>
+            </w:pPr>
             <w:r>
-              <w:t>帳號已被管理者停用，或連續 90 天未登入而被系統自動停用。請管理者於 DP01 使用者管理重新啟用</w:t>
+              <w:t>帳號已被管理者停用，或連續</w:t>
+            </w:r>
+            <w:r>
+              <w:t xml:space="preserve"> 90 </w:t>
+            </w:r>
+            <w:r>
+              <w:t>天未登入而被系</w:t>
+            </w:r>
+            <w:r>
+              <w:t>統自動停用。請管理者於</w:t>
+            </w:r>
+            <w:r>
+              <w:t xml:space="preserve"> DP01 </w:t>
+            </w:r>
+            <w:r>
+              <w:t>使用者管理重新啟用</w:t>
             </w:r>
           </w:p>
         </w:tc>
@@ -1343,10 +2769,12 @@
       <w:tr>
         <w:tc>
           <w:tcPr>
-            <w:tcW w:type="dxa" w:w="2854"/>
+            <w:tcW w:w="2854" w:type="dxa"/>
           </w:tcPr>
           <w:p>
-            <w:r/>
+            <w:pPr>
+              <w:spacing w:before="60" w:after="60"/>
+            </w:pPr>
             <w:r>
               <w:t>「操作過於頻繁，請稍後再試」</w:t>
             </w:r>
@@ -1354,10 +2782,12 @@
         </w:tc>
         <w:tc>
           <w:tcPr>
-            <w:tcW w:type="dxa" w:w="6506"/>
+            <w:tcW w:w="6506" w:type="dxa"/>
           </w:tcPr>
           <w:p>
-            <w:r/>
+            <w:pPr>
+              <w:spacing w:before="60" w:after="60"/>
+            </w:pPr>
             <w:r>
               <w:t>短時間內嘗試過多次，請等候約一分鐘後再試</w:t>
             </w:r>
@@ -1367,10 +2797,12 @@
       <w:tr>
         <w:tc>
           <w:tcPr>
-            <w:tcW w:type="dxa" w:w="2854"/>
+            <w:tcW w:w="2854" w:type="dxa"/>
           </w:tcPr>
           <w:p>
-            <w:r/>
+            <w:pPr>
+              <w:spacing w:before="60" w:after="60"/>
+            </w:pPr>
             <w:r>
               <w:t>「舊密碼不正確」</w:t>
             </w:r>
@@ -1378,10 +2810,12 @@
         </w:tc>
         <w:tc>
           <w:tcPr>
-            <w:tcW w:type="dxa" w:w="6506"/>
+            <w:tcW w:w="6506" w:type="dxa"/>
           </w:tcPr>
           <w:p>
-            <w:r/>
+            <w:pPr>
+              <w:spacing w:before="60" w:after="60"/>
+            </w:pPr>
             <w:r>
               <w:t>變更密碼畫面的「舊密碼」需填入剛才登入用的密碼</w:t>
             </w:r>
@@ -1391,10 +2825,12 @@
       <w:tr>
         <w:tc>
           <w:tcPr>
-            <w:tcW w:type="dxa" w:w="2854"/>
+            <w:tcW w:w="2854" w:type="dxa"/>
           </w:tcPr>
           <w:p>
-            <w:r/>
+            <w:pPr>
+              <w:spacing w:before="60" w:after="60"/>
+            </w:pPr>
             <w:r>
               <w:t>「不可與最近使用過之密碼相同」</w:t>
             </w:r>
@@ -1402,12 +2838,20 @@
         </w:tc>
         <w:tc>
           <w:tcPr>
-            <w:tcW w:type="dxa" w:w="6506"/>
+            <w:tcW w:w="6506" w:type="dxa"/>
           </w:tcPr>
           <w:p>
-            <w:r/>
+            <w:pPr>
+              <w:spacing w:before="60" w:after="60"/>
+            </w:pPr>
             <w:r>
-              <w:t>新密碼不可與最近 3 次使用過的密碼相同，請另設一組</w:t>
+              <w:t>新密碼不可與最近</w:t>
+            </w:r>
+            <w:r>
+              <w:t xml:space="preserve"> 3 </w:t>
+            </w:r>
+            <w:r>
+              <w:t>次使用過的密碼相同，請另設一組</w:t>
             </w:r>
           </w:p>
         </w:tc>
@@ -1417,33 +2861,32 @@
       <w:pPr>
         <w:pStyle w:val="2"/>
       </w:pPr>
+      <w:bookmarkStart w:id="13" w:name="_Toc243386623"/>
       <w:r>
         <w:t>二、有警告（動作完成但需判斷）</w:t>
       </w:r>
+      <w:bookmarkEnd w:id="13"/>
     </w:p>
     <w:tbl>
       <w:tblPr>
         <w:tblStyle w:val="aff2"/>
-        <w:tblW w:type="auto" w:w="0"/>
+        <w:tblW w:w="0" w:type="auto"/>
         <w:tblLayout w:type="fixed"/>
-        <w:tblLook w:firstColumn="1" w:firstRow="1" w:lastColumn="0" w:lastRow="0" w:noHBand="0" w:noVBand="1" w:val="04A0"/>
-        <w:tblLayout w:type="fixed"/>
+        <w:tblLook w:val="04A0" w:firstRow="1" w:lastRow="0" w:firstColumn="1" w:lastColumn="0" w:noHBand="0" w:noVBand="1"/>
       </w:tblPr>
       <w:tblGrid>
-        <w:gridCol w:w="4680"/>
-        <w:gridCol w:w="4680"/>
+        <w:gridCol w:w="3928"/>
+        <w:gridCol w:w="5432"/>
       </w:tblGrid>
       <w:tr>
         <w:tc>
           <w:tcPr>
-            <w:tcW w:type="dxa" w:w="3928"/>
+            <w:tcW w:w="3928" w:type="dxa"/>
           </w:tcPr>
           <w:p>
-            <w:r>
-              <w:rPr>
-                <w:b/>
-              </w:rPr>
-            </w:r>
+            <w:pPr>
+              <w:spacing w:before="60" w:after="60"/>
+            </w:pPr>
             <w:r>
               <w:rPr>
                 <w:b/>
@@ -1454,14 +2897,12 @@
         </w:tc>
         <w:tc>
           <w:tcPr>
-            <w:tcW w:type="dxa" w:w="5432"/>
+            <w:tcW w:w="5432" w:type="dxa"/>
           </w:tcPr>
           <w:p>
-            <w:r>
-              <w:rPr>
-                <w:b/>
-              </w:rPr>
-            </w:r>
+            <w:pPr>
+              <w:spacing w:before="60" w:after="60"/>
+            </w:pPr>
             <w:r>
               <w:rPr>
                 <w:b/>
@@ -1474,10 +2915,12 @@
       <w:tr>
         <w:tc>
           <w:tcPr>
-            <w:tcW w:type="dxa" w:w="3928"/>
+            <w:tcW w:w="3928" w:type="dxa"/>
           </w:tcPr>
           <w:p>
-            <w:r/>
+            <w:pPr>
+              <w:spacing w:before="60" w:after="60"/>
+            </w:pPr>
             <w:r>
               <w:t>「密碼已逾效期（或首次登入），請立即變更密碼」</w:t>
             </w:r>
@@ -1485,10 +2928,12 @@
         </w:tc>
         <w:tc>
           <w:tcPr>
-            <w:tcW w:type="dxa" w:w="5432"/>
+            <w:tcW w:w="5432" w:type="dxa"/>
           </w:tcPr>
           <w:p>
-            <w:r/>
+            <w:pPr>
+              <w:spacing w:before="60" w:after="60"/>
+            </w:pPr>
             <w:r>
               <w:t>密碼已超過效期。登入已成功，但須完成變更密碼才能繼續使用，見本手冊〈密碼到期時變更密碼〉</w:t>
             </w:r>
@@ -1500,33 +2945,32 @@
       <w:pPr>
         <w:pStyle w:val="2"/>
       </w:pPr>
+      <w:bookmarkStart w:id="14" w:name="_Toc243386624"/>
       <w:r>
         <w:t>三、其他情況</w:t>
       </w:r>
+      <w:bookmarkEnd w:id="14"/>
     </w:p>
     <w:tbl>
       <w:tblPr>
         <w:tblStyle w:val="aff2"/>
-        <w:tblW w:type="auto" w:w="0"/>
+        <w:tblW w:w="0" w:type="auto"/>
         <w:tblLayout w:type="fixed"/>
-        <w:tblLook w:firstColumn="1" w:firstRow="1" w:lastColumn="0" w:lastRow="0" w:noHBand="0" w:noVBand="1" w:val="04A0"/>
-        <w:tblLayout w:type="fixed"/>
+        <w:tblLook w:val="04A0" w:firstRow="1" w:lastRow="0" w:firstColumn="1" w:lastColumn="0" w:noHBand="0" w:noVBand="1"/>
       </w:tblPr>
       <w:tblGrid>
-        <w:gridCol w:w="4680"/>
-        <w:gridCol w:w="4680"/>
+        <w:gridCol w:w="3458"/>
+        <w:gridCol w:w="5902"/>
       </w:tblGrid>
       <w:tr>
         <w:tc>
           <w:tcPr>
-            <w:tcW w:type="dxa" w:w="3458"/>
+            <w:tcW w:w="3458" w:type="dxa"/>
           </w:tcPr>
           <w:p>
-            <w:r>
-              <w:rPr>
-                <w:b/>
-              </w:rPr>
-            </w:r>
+            <w:pPr>
+              <w:spacing w:before="60" w:after="60"/>
+            </w:pPr>
             <w:r>
               <w:rPr>
                 <w:b/>
@@ -1537,14 +2981,12 @@
         </w:tc>
         <w:tc>
           <w:tcPr>
-            <w:tcW w:type="dxa" w:w="5902"/>
+            <w:tcW w:w="5902" w:type="dxa"/>
           </w:tcPr>
           <w:p>
-            <w:r>
-              <w:rPr>
-                <w:b/>
-              </w:rPr>
-            </w:r>
+            <w:pPr>
+              <w:spacing w:before="60" w:after="60"/>
+            </w:pPr>
             <w:r>
               <w:rPr>
                 <w:b/>
@@ -1557,10 +2999,12 @@
       <w:tr>
         <w:tc>
           <w:tcPr>
-            <w:tcW w:type="dxa" w:w="3458"/>
+            <w:tcW w:w="3458" w:type="dxa"/>
           </w:tcPr>
           <w:p>
-            <w:r/>
+            <w:pPr>
+              <w:spacing w:before="60" w:after="60"/>
+            </w:pPr>
             <w:r>
               <w:t>登入畫面出現「閒置逾時已自動登出，請重新登入」</w:t>
             </w:r>
@@ -1568,12 +3012,38 @@
         </w:tc>
         <w:tc>
           <w:tcPr>
-            <w:tcW w:type="dxa" w:w="5902"/>
+            <w:tcW w:w="5902" w:type="dxa"/>
           </w:tcPr>
           <w:p>
-            <w:r/>
+            <w:pPr>
+              <w:spacing w:before="60" w:after="60"/>
+            </w:pPr>
             <w:r>
-              <w:t>連續 15 分鐘以上未操作（停止操作後 15～19 分鐘之間登出），或單次登入已滿 8 小時。重新登入即回到原本的頁面</w:t>
+              <w:t>連續</w:t>
+            </w:r>
+            <w:r>
+              <w:t xml:space="preserve"> 15 </w:t>
+            </w:r>
+            <w:r>
+              <w:t>分鐘以上未操作（停止操作後</w:t>
+            </w:r>
+            <w:r>
+              <w:t xml:space="preserve"> 15</w:t>
+            </w:r>
+            <w:r>
+              <w:t>～</w:t>
+            </w:r>
+            <w:r>
+              <w:t xml:space="preserve">19 </w:t>
+            </w:r>
+            <w:r>
+              <w:t>分鐘之間登出），或單次登入已滿</w:t>
+            </w:r>
+            <w:r>
+              <w:t xml:space="preserve"> 8 </w:t>
+            </w:r>
+            <w:r>
+              <w:t>小時。重新登入即回到原本的頁面</w:t>
             </w:r>
           </w:p>
         </w:tc>
@@ -1581,10 +3051,12 @@
       <w:tr>
         <w:tc>
           <w:tcPr>
-            <w:tcW w:type="dxa" w:w="3458"/>
+            <w:tcW w:w="3458" w:type="dxa"/>
           </w:tcPr>
           <w:p>
-            <w:r/>
+            <w:pPr>
+              <w:spacing w:before="60" w:after="60"/>
+            </w:pPr>
             <w:r>
               <w:t>重新整理頁面後回到登入畫面</w:t>
             </w:r>
@@ -1592,10 +3064,12 @@
         </w:tc>
         <w:tc>
           <w:tcPr>
-            <w:tcW w:type="dxa" w:w="5902"/>
+            <w:tcW w:w="5902" w:type="dxa"/>
           </w:tcPr>
           <w:p>
-            <w:r/>
+            <w:pPr>
+              <w:spacing w:before="60" w:after="60"/>
+            </w:pPr>
             <w:r>
               <w:t>登入狀態不會保留到重新整理之後，重新登入即可，登入後仍停在原本的頁面</w:t>
             </w:r>
@@ -1605,10 +3079,12 @@
       <w:tr>
         <w:tc>
           <w:tcPr>
-            <w:tcW w:type="dxa" w:w="3458"/>
+            <w:tcW w:w="3458" w:type="dxa"/>
           </w:tcPr>
           <w:p>
-            <w:r/>
+            <w:pPr>
+              <w:spacing w:before="60" w:after="60"/>
+            </w:pPr>
             <w:r>
               <w:t>使用中途突然回到登入畫面</w:t>
             </w:r>
@@ -1616,19 +3092,26 @@
         </w:tc>
         <w:tc>
           <w:tcPr>
-            <w:tcW w:type="dxa" w:w="5902"/>
+            <w:tcW w:w="5902" w:type="dxa"/>
           </w:tcPr>
           <w:p>
-            <w:r/>
+            <w:pPr>
+              <w:spacing w:before="60" w:after="60"/>
+            </w:pPr>
             <w:r>
-              <w:t>帳號可能已被管理者停用或鎖定。登入畫面會直接顯示原因（「帳號已停用，請洽管理者」或「帳號已鎖定，請洽管理者或稍後再試」），請依提示處理</w:t>
+              <w:t>帳號可能已被管理者停用或鎖定。登入畫面會直接顯示原因（「帳號已停用，請洽管理者」或「帳號已鎖</w:t>
+            </w:r>
+            <w:r>
+              <w:lastRenderedPageBreak/>
+              <w:t>定，請洽管理者或稍後再試」），請依提示處理</w:t>
             </w:r>
           </w:p>
         </w:tc>
       </w:tr>
     </w:tbl>
+    <w:p/>
     <w:sectPr>
-      <w:footerReference w:type="default" r:id="rId46"/>
+      <w:footerReference w:type="default" r:id="rId11"/>
       <w:pgSz w:w="12240" w:h="15840"/>
       <w:pgMar w:top="1440" w:right="1440" w:bottom="1440" w:left="1440" w:header="720" w:footer="720" w:gutter="0"/>
       <w:pgNumType w:start="1"/>
@@ -1669,16 +3152,6 @@
   <w:p>
     <w:pPr>
       <w:pStyle w:val="a5"/>
-    </w:pPr>
-  </w:p>
-</w:ftr>
-</file>
-
-<file path=word/footer2.xml><?xml version="1.0" encoding="utf-8"?>
-<w:ftr xmlns:wpc="http://schemas.microsoft.com/office/word/2010/wordprocessingCanvas" xmlns:cx="http://schemas.microsoft.com/office/drawing/2014/chartex" xmlns:cx1="http://schemas.microsoft.com/office/drawing/2015/9/8/chartex" xmlns:cx2="http://schemas.microsoft.com/office/drawing/2015/10/21/chartex" xmlns:cx3="http://schemas.microsoft.com/office/drawing/2016/5/9/chartex" xmlns:cx4="http://schemas.microsoft.com/office/drawing/2016/5/10/chartex" xmlns:cx5="http://schemas.microsoft.com/office/drawing/2016/5/11/chartex" xmlns:cx6="http://schemas.microsoft.com/office/drawing/2016/5/12/chartex" xmlns:cx7="http://schemas.microsoft.com/office/drawing/2016/5/13/chartex" xmlns:cx8="http://schemas.microsoft.com/office/drawing/2016/5/14/chartex" xmlns:mc="http://schemas.openxmlformats.org/markup-compatibility/2006" xmlns:aink="http://schemas.microsoft.com/office/drawing/2016/ink" xmlns:am3d="http://schemas.microsoft.com/office/drawing/2017/model3d" xmlns:o="urn:schemas-microsoft-com:office:office" xmlns:r="http://schemas.openxmlformats.org/officeDocument/2006/relationships" xmlns:m="http://schemas.openxmlformats.org/officeDocument/2006/math" xmlns:v="urn:schemas-microsoft-com:vml" xmlns:wp14="http://schemas.microsoft.com/office/word/2010/wordprocessingDrawing" xmlns:wp="http://schemas.openxmlformats.org/drawingml/2006/wordprocessingDrawing" xmlns:w10="urn:schemas-microsoft-com:office:word" xmlns:w="http://schemas.openxmlformats.org/wordprocessingml/2006/main" xmlns:w14="http://schemas.microsoft.com/office/word/2010/wordml" xmlns:w15="http://schemas.microsoft.com/office/word/2012/wordml" xmlns:w16cid="http://schemas.microsoft.com/office/word/2016/wordml/cid" xmlns:w16se="http://schemas.microsoft.com/office/word/2015/wordml/symex" xmlns:wpg="http://schemas.microsoft.com/office/word/2010/wordprocessingGroup" xmlns:wpi="http://schemas.microsoft.com/office/word/2010/wordprocessingInk" xmlns:wne="http://schemas.microsoft.com/office/word/2006/wordml" xmlns:wps="http://schemas.microsoft.com/office/word/2010/wordprocessingShape" mc:Ignorable="w14 w15 w16se w16cid wp14">
-  <w:p>
-    <w:pPr>
-      <w:pStyle w:val="a5"/>
       <w:jc w:val="center"/>
     </w:pPr>
     <w:r>
@@ -1742,7 +3215,7 @@
         <w:noProof/>
         <w:sz w:val="20"/>
       </w:rPr>
-      <w:t>39</w:t>
+      <w:t>9</w:t>
     </w:r>
     <w:r>
       <w:rPr>
@@ -1799,6 +3272,64 @@
     </w:lvl>
   </w:abstractNum>
   <w:abstractNum w:abstractNumId="1" w15:restartNumberingAfterBreak="0">
+    <w:nsid w:val="70831BE7"/>
+    <w:multiLevelType w:val="multilevel"/>
+    <w:tmpl w:val="676856EE"/>
+    <w:lvl w:ilvl="0">
+      <w:start w:val="1"/>
+      <w:numFmt w:val="bullet"/>
+      <w:lvlText w:val="●"/>
+      <w:lvlJc w:val="left"/>
+      <w:pPr>
+        <w:ind w:left="482" w:hanging="482"/>
+      </w:pPr>
+    </w:lvl>
+    <w:lvl w:ilvl="1">
+      <w:start w:val="1"/>
+      <w:numFmt w:val="bullet"/>
+      <w:lvlText w:val="●"/>
+      <w:lvlJc w:val="left"/>
+      <w:pPr>
+        <w:ind w:left="1440" w:hanging="480"/>
+      </w:pPr>
+    </w:lvl>
+    <w:lvl w:ilvl="2">
+      <w:numFmt w:val="decimal"/>
+      <w:lvlText w:val=""/>
+      <w:lvlJc w:val="left"/>
+    </w:lvl>
+    <w:lvl w:ilvl="3">
+      <w:numFmt w:val="decimal"/>
+      <w:lvlText w:val=""/>
+      <w:lvlJc w:val="left"/>
+    </w:lvl>
+    <w:lvl w:ilvl="4">
+      <w:numFmt w:val="decimal"/>
+      <w:lvlText w:val=""/>
+      <w:lvlJc w:val="left"/>
+    </w:lvl>
+    <w:lvl w:ilvl="5">
+      <w:numFmt w:val="decimal"/>
+      <w:lvlText w:val=""/>
+      <w:lvlJc w:val="left"/>
+    </w:lvl>
+    <w:lvl w:ilvl="6">
+      <w:numFmt w:val="decimal"/>
+      <w:lvlText w:val=""/>
+      <w:lvlJc w:val="left"/>
+    </w:lvl>
+    <w:lvl w:ilvl="7">
+      <w:numFmt w:val="decimal"/>
+      <w:lvlText w:val=""/>
+      <w:lvlJc w:val="left"/>
+    </w:lvl>
+    <w:lvl w:ilvl="8">
+      <w:numFmt w:val="decimal"/>
+      <w:lvlText w:val=""/>
+      <w:lvlJc w:val="left"/>
+    </w:lvl>
+  </w:abstractNum>
+  <w:abstractNum w:abstractNumId="2" w15:restartNumberingAfterBreak="0">
     <w:nsid w:val="7CDE1FC3"/>
     <w:multiLevelType w:val="hybridMultilevel"/>
     <w:tmpl w:val="7EACF0CE"/>
@@ -1862,17 +3393,6 @@
       <w:lvlJc w:val="left"/>
     </w:lvl>
   </w:abstractNum>
-  <w:abstractNum w:abstractNumId="900">
-    <w:lvl w:ilvl="0">
-      <w:start w:val="1"/>
-      <w:numFmt w:val="bullet"/>
-      <w:lvlText w:val="●"/>
-      <w:lvlJc w:val="left"/>
-      <w:pPr>
-        <w:ind w:left="482" w:hanging="482"/>
-      </w:pPr>
-    </w:lvl>
-  </w:abstractNum>
   <w:num w:numId="1">
     <w:abstractNumId w:val="0"/>
     <w:lvlOverride w:ilvl="0">
@@ -1892,7 +3412,7 @@
     </w:lvlOverride>
   </w:num>
   <w:num w:numId="4">
-    <w:abstractNumId w:val="1"/>
+    <w:abstractNumId w:val="2"/>
     <w:lvlOverride w:ilvl="0">
       <w:startOverride w:val="1"/>
     </w:lvlOverride>
@@ -2089,10 +3609,10 @@
       <w:startOverride w:val="1"/>
     </w:lvlOverride>
   </w:num>
+  <w:num w:numId="37">
+    <w:abstractNumId w:val="1"/>
+  </w:num>
   <w:numIdMacAtCleanup w:val="36"/>
-  <w:num w:numId="900">
-    <w:abstractNumId w:val="900"/>
-  </w:num>
 </w:numbering>
 </file>
 
@@ -13858,7 +15378,7 @@
 </file>
 
 <file path=customXml/itemProps1.xml><?xml version="1.0" encoding="utf-8"?>
-<ds:datastoreItem xmlns:ds="http://schemas.openxmlformats.org/officeDocument/2006/customXml" ds:itemID="{F5433768-CC8D-4AF3-B2C9-4B3C2D302557}">
+<ds:datastoreItem xmlns:ds="http://schemas.openxmlformats.org/officeDocument/2006/customXml" ds:itemID="{73A3E55F-3CA5-4673-8502-B1BAF0C72F29}">
   <ds:schemaRefs>
     <ds:schemaRef ds:uri="http://schemas.openxmlformats.org/officeDocument/2006/bibliography"/>
   </ds:schemaRefs>
